--- a/20257007-李振-仪表识别实验.docx
+++ b/20257007-李振-仪表识别实验.docx
@@ -639,6 +639,7 @@
           <w:rFonts w:hint="default" w:ascii="Times New Roman" w:hAnsi="Times New Roman" w:eastAsia="宋体" w:cs="Times New Roman"/>
           <w:kern w:val="2"/>
           <w:sz w:val="21"/>
+          <w:szCs w:val="32"/>
           <w:lang w:val="en-US" w:eastAsia="zh-CN" w:bidi="ar-SA"/>
         </w:rPr>
       </w:sdtEndPr>
@@ -754,19 +755,7 @@
               <w:szCs w:val="18"/>
               <w:lang w:val="en-US" w:eastAsia="zh-CN"/>
             </w:rPr>
-            <w:t>一、</w:t>
-          </w:r>
-          <w:bookmarkStart w:id="19" w:name="_GoBack"/>
-          <w:bookmarkEnd w:id="19"/>
-          <w:r>
-            <w:rPr>
-              <w:rFonts w:hint="eastAsia" w:ascii="仿宋_GB2312" w:hAnsi="仿宋_GB2312" w:eastAsia="仿宋_GB2312" w:cs="仿宋_GB2312"/>
-              <w:bCs/>
-              <w:sz w:val="28"/>
-              <w:szCs w:val="18"/>
-              <w:lang w:val="en-US" w:eastAsia="zh-CN"/>
-            </w:rPr>
-            <w:t>实验目的</w:t>
+            <w:t>一、实验目的</w:t>
           </w:r>
           <w:r>
             <w:rPr>
@@ -2655,6 +2644,7 @@
               <w:rFonts w:hint="eastAsia" w:ascii="仿宋_GB2312" w:hAnsi="仿宋_GB2312" w:eastAsia="仿宋_GB2312" w:cs="仿宋_GB2312"/>
               <w:sz w:val="28"/>
               <w:szCs w:val="24"/>
+              <w:lang w:val="en-US" w:eastAsia="zh-CN"/>
             </w:rPr>
           </w:pPr>
           <w:r>
@@ -2750,11 +2740,49 @@
               <w:lang w:val="en-US" w:eastAsia="zh-CN"/>
             </w:rPr>
             <w:fldChar w:fldCharType="end"/>
+          </w:r>
+        </w:p>
+        <w:p>
+          <w:pPr>
+            <w:pStyle w:val="7"/>
+            <w:tabs>
+              <w:tab w:val="right" w:leader="dot" w:pos="8306"/>
+            </w:tabs>
+            <w:rPr>
+              <w:rFonts w:hint="default" w:ascii="仿宋_GB2312" w:hAnsi="仿宋_GB2312" w:eastAsia="仿宋_GB2312" w:cs="仿宋_GB2312"/>
+              <w:bCs/>
+              <w:sz w:val="28"/>
+              <w:szCs w:val="21"/>
+              <w:lang w:val="en-US" w:eastAsia="zh-CN"/>
+            </w:rPr>
+          </w:pPr>
+          <w:r>
+            <w:rPr>
+              <w:rFonts w:hint="eastAsia" w:ascii="仿宋_GB2312" w:hAnsi="仿宋_GB2312" w:eastAsia="仿宋_GB2312" w:cs="仿宋_GB2312"/>
+              <w:bCs/>
+              <w:sz w:val="28"/>
+              <w:szCs w:val="21"/>
+              <w:lang w:val="en-US" w:eastAsia="zh-CN"/>
+            </w:rPr>
+            <w:t xml:space="preserve">4.推送至GitHub仓库.................................... </w:t>
+          </w:r>
+          <w:bookmarkStart w:id="19" w:name="_GoBack"/>
+          <w:bookmarkEnd w:id="19"/>
+          <w:r>
+            <w:rPr>
+              <w:rFonts w:hint="eastAsia" w:ascii="仿宋_GB2312" w:hAnsi="仿宋_GB2312" w:eastAsia="仿宋_GB2312" w:cs="仿宋_GB2312"/>
+              <w:bCs/>
+              <w:sz w:val="28"/>
+              <w:szCs w:val="21"/>
+              <w:lang w:val="en-US" w:eastAsia="zh-CN"/>
+            </w:rPr>
+            <w:t>6</w:t>
           </w:r>
         </w:p>
         <w:p>
           <w:pPr>
             <w:numPr>
+              <w:ilvl w:val="0"/>
               <w:numId w:val="0"/>
             </w:numPr>
             <w:rPr>
@@ -2777,6 +2805,7 @@
     <w:p>
       <w:pPr>
         <w:numPr>
+          <w:ilvl w:val="0"/>
           <w:numId w:val="0"/>
         </w:numPr>
         <w:rPr>
@@ -2826,6 +2855,7 @@
     <w:p>
       <w:pPr>
         <w:numPr>
+          <w:ilvl w:val="0"/>
           <w:numId w:val="0"/>
         </w:numPr>
         <w:rPr>
@@ -2848,6 +2878,7 @@
     <w:p>
       <w:pPr>
         <w:numPr>
+          <w:ilvl w:val="0"/>
           <w:numId w:val="0"/>
         </w:numPr>
         <w:rPr>
@@ -2870,6 +2901,7 @@
     <w:p>
       <w:pPr>
         <w:numPr>
+          <w:ilvl w:val="0"/>
           <w:numId w:val="0"/>
         </w:numPr>
         <w:rPr>
@@ -2892,6 +2924,7 @@
     <w:p>
       <w:pPr>
         <w:numPr>
+          <w:ilvl w:val="0"/>
           <w:numId w:val="0"/>
         </w:numPr>
         <w:rPr>
@@ -2914,6 +2947,7 @@
     <w:p>
       <w:pPr>
         <w:numPr>
+          <w:ilvl w:val="0"/>
           <w:numId w:val="0"/>
         </w:numPr>
         <w:rPr>
@@ -2997,6 +3031,7 @@
       <w:pPr>
         <w:widowControl w:val="0"/>
         <w:numPr>
+          <w:ilvl w:val="0"/>
           <w:numId w:val="0"/>
         </w:numPr>
         <w:ind w:firstLine="420" w:firstLineChars="0"/>
@@ -3022,6 +3057,7 @@
       <w:pPr>
         <w:widowControl w:val="0"/>
         <w:numPr>
+          <w:ilvl w:val="0"/>
           <w:numId w:val="0"/>
         </w:numPr>
         <w:jc w:val="both"/>
@@ -3055,6 +3091,7 @@
       <w:pPr>
         <w:widowControl w:val="0"/>
         <w:numPr>
+          <w:ilvl w:val="0"/>
           <w:numId w:val="0"/>
         </w:numPr>
         <w:jc w:val="both"/>
@@ -3088,6 +3125,7 @@
       <w:pPr>
         <w:widowControl w:val="0"/>
         <w:numPr>
+          <w:ilvl w:val="0"/>
           <w:numId w:val="0"/>
         </w:numPr>
         <w:jc w:val="both"/>
@@ -3121,6 +3159,7 @@
       <w:pPr>
         <w:widowControl w:val="0"/>
         <w:numPr>
+          <w:ilvl w:val="0"/>
           <w:numId w:val="0"/>
         </w:numPr>
         <w:jc w:val="both"/>
@@ -3154,6 +3193,7 @@
       <w:pPr>
         <w:widowControl w:val="0"/>
         <w:numPr>
+          <w:ilvl w:val="0"/>
           <w:numId w:val="0"/>
         </w:numPr>
         <w:jc w:val="both"/>
@@ -3187,6 +3227,7 @@
       <w:pPr>
         <w:widowControl w:val="0"/>
         <w:numPr>
+          <w:ilvl w:val="0"/>
           <w:numId w:val="0"/>
         </w:numPr>
         <w:jc w:val="both"/>
@@ -3248,6 +3289,7 @@
       <w:pPr>
         <w:widowControl w:val="0"/>
         <w:numPr>
+          <w:ilvl w:val="0"/>
           <w:numId w:val="0"/>
         </w:numPr>
         <w:jc w:val="both"/>
@@ -3281,6 +3323,7 @@
       <w:pPr>
         <w:widowControl w:val="0"/>
         <w:numPr>
+          <w:ilvl w:val="0"/>
           <w:numId w:val="0"/>
         </w:numPr>
         <w:jc w:val="both"/>
@@ -3314,6 +3357,7 @@
       <w:pPr>
         <w:widowControl w:val="0"/>
         <w:numPr>
+          <w:ilvl w:val="0"/>
           <w:numId w:val="0"/>
         </w:numPr>
         <w:jc w:val="both"/>
@@ -3347,6 +3391,7 @@
       <w:pPr>
         <w:widowControl w:val="0"/>
         <w:numPr>
+          <w:ilvl w:val="0"/>
           <w:numId w:val="0"/>
         </w:numPr>
         <w:jc w:val="both"/>
@@ -3472,6 +3517,7 @@
           <w:pPr>
             <w:widowControl w:val="0"/>
             <w:numPr>
+              <w:ilvl w:val="0"/>
               <w:numId w:val="0"/>
             </w:numPr>
             <w:shd w:val="clear" w:fill="F5F5F5"/>
@@ -3504,6 +3550,7 @@
           <w:pPr>
             <w:widowControl w:val="0"/>
             <w:numPr>
+              <w:ilvl w:val="0"/>
               <w:numId w:val="0"/>
             </w:numPr>
             <w:shd w:val="clear" w:fill="F5F5F5"/>
@@ -3620,6 +3667,7 @@
           <w:pPr>
             <w:widowControl w:val="0"/>
             <w:numPr>
+              <w:ilvl w:val="0"/>
               <w:numId w:val="0"/>
             </w:numPr>
             <w:shd w:val="clear" w:fill="F5F5F5"/>
@@ -3784,6 +3832,7 @@
           <w:pPr>
             <w:widowControl w:val="0"/>
             <w:numPr>
+              <w:ilvl w:val="0"/>
               <w:numId w:val="0"/>
             </w:numPr>
             <w:shd w:val="clear" w:fill="F5F5F5"/>
@@ -3804,6 +3853,7 @@
           <w:pPr>
             <w:widowControl w:val="0"/>
             <w:numPr>
+              <w:ilvl w:val="0"/>
               <w:numId w:val="0"/>
             </w:numPr>
             <w:shd w:val="clear" w:fill="F5F5F5"/>
@@ -3836,6 +3886,7 @@
           <w:pPr>
             <w:widowControl w:val="0"/>
             <w:numPr>
+              <w:ilvl w:val="0"/>
               <w:numId w:val="0"/>
             </w:numPr>
             <w:shd w:val="clear" w:fill="F5F5F5"/>
@@ -4024,6 +4075,7 @@
           <w:pPr>
             <w:widowControl w:val="0"/>
             <w:numPr>
+              <w:ilvl w:val="0"/>
               <w:numId w:val="0"/>
             </w:numPr>
             <w:shd w:val="clear" w:fill="F5F5F5"/>
@@ -4188,6 +4240,7 @@
           <w:pPr>
             <w:widowControl w:val="0"/>
             <w:numPr>
+              <w:ilvl w:val="0"/>
               <w:numId w:val="0"/>
             </w:numPr>
             <w:shd w:val="clear" w:fill="F5F5F5"/>
@@ -4208,6 +4261,7 @@
           <w:pPr>
             <w:widowControl w:val="0"/>
             <w:numPr>
+              <w:ilvl w:val="0"/>
               <w:numId w:val="0"/>
             </w:numPr>
             <w:shd w:val="clear" w:fill="F5F5F5"/>
@@ -4240,6 +4294,7 @@
           <w:pPr>
             <w:widowControl w:val="0"/>
             <w:numPr>
+              <w:ilvl w:val="0"/>
               <w:numId w:val="0"/>
             </w:numPr>
             <w:shd w:val="clear" w:fill="F5F5F5"/>
@@ -4500,6 +4555,7 @@
           <w:pPr>
             <w:widowControl w:val="0"/>
             <w:numPr>
+              <w:ilvl w:val="0"/>
               <w:numId w:val="0"/>
             </w:numPr>
             <w:shd w:val="clear" w:fill="F5F5F5"/>
@@ -4724,6 +4780,7 @@
           <w:pPr>
             <w:widowControl w:val="0"/>
             <w:numPr>
+              <w:ilvl w:val="0"/>
               <w:numId w:val="0"/>
             </w:numPr>
             <w:shd w:val="clear" w:fill="F5F5F5"/>
@@ -4744,6 +4801,7 @@
           <w:pPr>
             <w:widowControl w:val="0"/>
             <w:numPr>
+              <w:ilvl w:val="0"/>
               <w:numId w:val="0"/>
             </w:numPr>
             <w:shd w:val="clear" w:fill="F5F5F5"/>
@@ -4776,6 +4834,7 @@
           <w:pPr>
             <w:widowControl w:val="0"/>
             <w:numPr>
+              <w:ilvl w:val="0"/>
               <w:numId w:val="0"/>
             </w:numPr>
             <w:shd w:val="clear" w:fill="F5F5F5"/>
@@ -4892,6 +4951,7 @@
           <w:pPr>
             <w:widowControl w:val="0"/>
             <w:numPr>
+              <w:ilvl w:val="0"/>
               <w:numId w:val="0"/>
             </w:numPr>
             <w:shd w:val="clear" w:fill="F5F5F5"/>
@@ -5140,6 +5200,7 @@
           <w:pPr>
             <w:widowControl w:val="0"/>
             <w:numPr>
+              <w:ilvl w:val="0"/>
               <w:numId w:val="0"/>
             </w:numPr>
             <w:shd w:val="clear" w:fill="F5F5F5"/>
@@ -5316,6 +5377,7 @@
           <w:pPr>
             <w:widowControl w:val="0"/>
             <w:numPr>
+              <w:ilvl w:val="0"/>
               <w:numId w:val="0"/>
             </w:numPr>
             <w:shd w:val="clear" w:fill="F5F5F5"/>
@@ -5444,6 +5506,7 @@
           <w:pPr>
             <w:widowControl w:val="0"/>
             <w:numPr>
+              <w:ilvl w:val="0"/>
               <w:numId w:val="0"/>
             </w:numPr>
             <w:shd w:val="clear" w:fill="F5F5F5"/>
@@ -5620,6 +5683,7 @@
           <w:pPr>
             <w:widowControl w:val="0"/>
             <w:numPr>
+              <w:ilvl w:val="0"/>
               <w:numId w:val="0"/>
             </w:numPr>
             <w:shd w:val="clear" w:fill="F5F5F5"/>
@@ -5796,6 +5860,7 @@
           <w:pPr>
             <w:widowControl w:val="0"/>
             <w:numPr>
+              <w:ilvl w:val="0"/>
               <w:numId w:val="0"/>
             </w:numPr>
             <w:shd w:val="clear" w:fill="F5F5F5"/>
@@ -6056,6 +6121,7 @@
           <w:pPr>
             <w:widowControl w:val="0"/>
             <w:numPr>
+              <w:ilvl w:val="0"/>
               <w:numId w:val="0"/>
             </w:numPr>
             <w:shd w:val="clear" w:fill="F5F5F5"/>
@@ -6076,6 +6142,7 @@
           <w:pPr>
             <w:widowControl w:val="0"/>
             <w:numPr>
+              <w:ilvl w:val="0"/>
               <w:numId w:val="0"/>
             </w:numPr>
             <w:shd w:val="clear" w:fill="F5F5F5"/>
@@ -6108,6 +6175,7 @@
           <w:pPr>
             <w:widowControl w:val="0"/>
             <w:numPr>
+              <w:ilvl w:val="0"/>
               <w:numId w:val="0"/>
             </w:numPr>
             <w:shd w:val="clear" w:fill="F5F5F5"/>
@@ -6164,6 +6232,7 @@
           <w:pPr>
             <w:widowControl w:val="0"/>
             <w:numPr>
+              <w:ilvl w:val="0"/>
               <w:numId w:val="0"/>
             </w:numPr>
             <w:shd w:val="clear" w:fill="F5F5F5"/>
@@ -6220,6 +6289,7 @@
           <w:pPr>
             <w:widowControl w:val="0"/>
             <w:numPr>
+              <w:ilvl w:val="0"/>
               <w:numId w:val="0"/>
             </w:numPr>
             <w:shd w:val="clear" w:fill="F5F5F5"/>
@@ -6276,6 +6346,7 @@
           <w:pPr>
             <w:widowControl w:val="0"/>
             <w:numPr>
+              <w:ilvl w:val="0"/>
               <w:numId w:val="0"/>
             </w:numPr>
             <w:shd w:val="clear" w:fill="F5F5F5"/>
@@ -6356,6 +6427,7 @@
           <w:pPr>
             <w:widowControl w:val="0"/>
             <w:numPr>
+              <w:ilvl w:val="0"/>
               <w:numId w:val="0"/>
             </w:numPr>
             <w:shd w:val="clear" w:fill="F5F5F5"/>
@@ -6376,6 +6448,7 @@
           <w:pPr>
             <w:widowControl w:val="0"/>
             <w:numPr>
+              <w:ilvl w:val="0"/>
               <w:numId w:val="0"/>
             </w:numPr>
             <w:shd w:val="clear" w:fill="F5F5F5"/>
@@ -6564,6 +6637,7 @@
           <w:pPr>
             <w:widowControl w:val="0"/>
             <w:numPr>
+              <w:ilvl w:val="0"/>
               <w:numId w:val="0"/>
             </w:numPr>
             <w:shd w:val="clear" w:fill="F5F5F5"/>
@@ -6692,6 +6766,7 @@
           <w:pPr>
             <w:widowControl w:val="0"/>
             <w:numPr>
+              <w:ilvl w:val="0"/>
               <w:numId w:val="0"/>
             </w:numPr>
             <w:shd w:val="clear" w:fill="F5F5F5"/>
@@ -6892,6 +6967,7 @@
           <w:pPr>
             <w:widowControl w:val="0"/>
             <w:numPr>
+              <w:ilvl w:val="0"/>
               <w:numId w:val="0"/>
             </w:numPr>
             <w:shd w:val="clear" w:fill="F5F5F5"/>
@@ -7092,6 +7168,7 @@
           <w:pPr>
             <w:widowControl w:val="0"/>
             <w:numPr>
+              <w:ilvl w:val="0"/>
               <w:numId w:val="0"/>
             </w:numPr>
             <w:shd w:val="clear" w:fill="F5F5F5"/>
@@ -7136,6 +7213,7 @@
           <w:pPr>
             <w:widowControl w:val="0"/>
             <w:numPr>
+              <w:ilvl w:val="0"/>
               <w:numId w:val="0"/>
             </w:numPr>
             <w:shd w:val="clear" w:fill="F5F5F5"/>
@@ -7192,6 +7270,7 @@
           <w:pPr>
             <w:widowControl w:val="0"/>
             <w:numPr>
+              <w:ilvl w:val="0"/>
               <w:numId w:val="0"/>
             </w:numPr>
             <w:shd w:val="clear" w:fill="F5F5F5"/>
@@ -7416,6 +7495,7 @@
           <w:pPr>
             <w:widowControl w:val="0"/>
             <w:numPr>
+              <w:ilvl w:val="0"/>
               <w:numId w:val="0"/>
             </w:numPr>
             <w:shd w:val="clear" w:fill="F5F5F5"/>
@@ -7592,6 +7672,7 @@
           <w:pPr>
             <w:widowControl w:val="0"/>
             <w:numPr>
+              <w:ilvl w:val="0"/>
               <w:numId w:val="0"/>
             </w:numPr>
             <w:shd w:val="clear" w:fill="F5F5F5"/>
@@ -7768,6 +7849,7 @@
           <w:pPr>
             <w:widowControl w:val="0"/>
             <w:numPr>
+              <w:ilvl w:val="0"/>
               <w:numId w:val="0"/>
             </w:numPr>
             <w:shd w:val="clear" w:fill="F5F5F5"/>
@@ -7896,6 +7978,7 @@
           <w:pPr>
             <w:widowControl w:val="0"/>
             <w:numPr>
+              <w:ilvl w:val="0"/>
               <w:numId w:val="0"/>
             </w:numPr>
             <w:shd w:val="clear" w:fill="F5F5F5"/>
@@ -7940,6 +8023,7 @@
           <w:pPr>
             <w:widowControl w:val="0"/>
             <w:numPr>
+              <w:ilvl w:val="0"/>
               <w:numId w:val="0"/>
             </w:numPr>
             <w:shd w:val="clear" w:fill="F5F5F5"/>
@@ -8188,6 +8272,7 @@
           <w:pPr>
             <w:widowControl w:val="0"/>
             <w:numPr>
+              <w:ilvl w:val="0"/>
               <w:numId w:val="0"/>
             </w:numPr>
             <w:shd w:val="clear" w:fill="F5F5F5"/>
@@ -8316,6 +8401,7 @@
           <w:pPr>
             <w:widowControl w:val="0"/>
             <w:numPr>
+              <w:ilvl w:val="0"/>
               <w:numId w:val="0"/>
             </w:numPr>
             <w:shd w:val="clear" w:fill="F5F5F5"/>
@@ -8420,6 +8506,7 @@
           <w:pPr>
             <w:widowControl w:val="0"/>
             <w:numPr>
+              <w:ilvl w:val="0"/>
               <w:numId w:val="0"/>
             </w:numPr>
             <w:shd w:val="clear" w:fill="F5F5F5"/>
@@ -8488,6 +8575,7 @@
           <w:pPr>
             <w:widowControl w:val="0"/>
             <w:numPr>
+              <w:ilvl w:val="0"/>
               <w:numId w:val="0"/>
             </w:numPr>
             <w:shd w:val="clear" w:fill="F5F5F5"/>
@@ -8556,6 +8644,7 @@
           <w:pPr>
             <w:widowControl w:val="0"/>
             <w:numPr>
+              <w:ilvl w:val="0"/>
               <w:numId w:val="0"/>
             </w:numPr>
             <w:shd w:val="clear" w:fill="F5F5F5"/>
@@ -8576,6 +8665,7 @@
           <w:pPr>
             <w:widowControl w:val="0"/>
             <w:numPr>
+              <w:ilvl w:val="0"/>
               <w:numId w:val="0"/>
             </w:numPr>
             <w:shd w:val="clear" w:fill="F5F5F5"/>
@@ -8608,6 +8698,7 @@
           <w:pPr>
             <w:widowControl w:val="0"/>
             <w:numPr>
+              <w:ilvl w:val="0"/>
               <w:numId w:val="0"/>
             </w:numPr>
             <w:shd w:val="clear" w:fill="F5F5F5"/>
@@ -8712,6 +8803,7 @@
           <w:pPr>
             <w:widowControl w:val="0"/>
             <w:numPr>
+              <w:ilvl w:val="0"/>
               <w:numId w:val="0"/>
             </w:numPr>
             <w:shd w:val="clear" w:fill="F5F5F5"/>
@@ -8816,6 +8908,7 @@
           <w:pPr>
             <w:widowControl w:val="0"/>
             <w:numPr>
+              <w:ilvl w:val="0"/>
               <w:numId w:val="0"/>
             </w:numPr>
             <w:shd w:val="clear" w:fill="F5F5F5"/>
@@ -8932,6 +9025,7 @@
           <w:pPr>
             <w:widowControl w:val="0"/>
             <w:numPr>
+              <w:ilvl w:val="0"/>
               <w:numId w:val="0"/>
             </w:numPr>
             <w:shd w:val="clear" w:fill="F5F5F5"/>
@@ -8952,6 +9046,7 @@
           <w:pPr>
             <w:widowControl w:val="0"/>
             <w:numPr>
+              <w:ilvl w:val="0"/>
               <w:numId w:val="0"/>
             </w:numPr>
             <w:shd w:val="clear" w:fill="F5F5F5"/>
@@ -8984,6 +9079,7 @@
           <w:pPr>
             <w:widowControl w:val="0"/>
             <w:numPr>
+              <w:ilvl w:val="0"/>
               <w:numId w:val="0"/>
             </w:numPr>
             <w:shd w:val="clear" w:fill="F5F5F5"/>
@@ -9076,6 +9172,7 @@
           <w:pPr>
             <w:widowControl w:val="0"/>
             <w:numPr>
+              <w:ilvl w:val="0"/>
               <w:numId w:val="0"/>
             </w:numPr>
             <w:shd w:val="clear" w:fill="F5F5F5"/>
@@ -9348,6 +9445,7 @@
           <w:pPr>
             <w:widowControl w:val="0"/>
             <w:numPr>
+              <w:ilvl w:val="0"/>
               <w:numId w:val="0"/>
             </w:numPr>
             <w:shd w:val="clear" w:fill="F5F5F5"/>
@@ -9644,6 +9742,7 @@
           <w:pPr>
             <w:widowControl w:val="0"/>
             <w:numPr>
+              <w:ilvl w:val="0"/>
               <w:numId w:val="0"/>
             </w:numPr>
             <w:shd w:val="clear" w:fill="F5F5F5"/>
@@ -9832,6 +9931,7 @@
           <w:pPr>
             <w:widowControl w:val="0"/>
             <w:numPr>
+              <w:ilvl w:val="0"/>
               <w:numId w:val="0"/>
             </w:numPr>
             <w:shd w:val="clear" w:fill="F5F5F5"/>
@@ -10063,6 +10163,7 @@
       <w:pPr>
         <w:widowControl w:val="0"/>
         <w:numPr>
+          <w:ilvl w:val="0"/>
           <w:numId w:val="0"/>
         </w:numPr>
         <w:jc w:val="both"/>
@@ -10087,6 +10188,7 @@
       <w:pPr>
         <w:widowControl w:val="0"/>
         <w:numPr>
+          <w:ilvl w:val="0"/>
           <w:numId w:val="0"/>
         </w:numPr>
         <w:jc w:val="both"/>
@@ -10111,6 +10213,7 @@
       <w:pPr>
         <w:widowControl w:val="0"/>
         <w:numPr>
+          <w:ilvl w:val="0"/>
           <w:numId w:val="0"/>
         </w:numPr>
         <w:jc w:val="both"/>
@@ -10135,6 +10238,7 @@
       <w:pPr>
         <w:widowControl w:val="0"/>
         <w:numPr>
+          <w:ilvl w:val="0"/>
           <w:numId w:val="0"/>
         </w:numPr>
         <w:jc w:val="both"/>
@@ -10159,6 +10263,7 @@
       <w:pPr>
         <w:widowControl w:val="0"/>
         <w:numPr>
+          <w:ilvl w:val="0"/>
           <w:numId w:val="0"/>
         </w:numPr>
         <w:jc w:val="both"/>
@@ -10183,6 +10288,7 @@
       <w:pPr>
         <w:widowControl w:val="0"/>
         <w:numPr>
+          <w:ilvl w:val="0"/>
           <w:numId w:val="0"/>
         </w:numPr>
         <w:jc w:val="both"/>
@@ -10207,6 +10313,7 @@
       <w:pPr>
         <w:widowControl w:val="0"/>
         <w:numPr>
+          <w:ilvl w:val="0"/>
           <w:numId w:val="0"/>
         </w:numPr>
         <w:jc w:val="both"/>
@@ -10231,6 +10338,7 @@
       <w:pPr>
         <w:widowControl w:val="0"/>
         <w:numPr>
+          <w:ilvl w:val="0"/>
           <w:numId w:val="0"/>
         </w:numPr>
         <w:jc w:val="both"/>
@@ -10255,6 +10363,7 @@
       <w:pPr>
         <w:widowControl w:val="0"/>
         <w:numPr>
+          <w:ilvl w:val="0"/>
           <w:numId w:val="0"/>
         </w:numPr>
         <w:jc w:val="both"/>
@@ -10279,6 +10388,7 @@
       <w:pPr>
         <w:widowControl w:val="0"/>
         <w:numPr>
+          <w:ilvl w:val="0"/>
           <w:numId w:val="0"/>
         </w:numPr>
         <w:jc w:val="both"/>
@@ -10367,6 +10477,7 @@
       <w:pPr>
         <w:widowControl w:val="0"/>
         <w:numPr>
+          <w:ilvl w:val="0"/>
           <w:numId w:val="0"/>
         </w:numPr>
         <w:jc w:val="both"/>
@@ -10391,6 +10502,7 @@
       <w:pPr>
         <w:widowControl w:val="0"/>
         <w:numPr>
+          <w:ilvl w:val="0"/>
           <w:numId w:val="0"/>
         </w:numPr>
         <w:jc w:val="both"/>
@@ -10415,6 +10527,7 @@
       <w:pPr>
         <w:widowControl w:val="0"/>
         <w:numPr>
+          <w:ilvl w:val="0"/>
           <w:numId w:val="0"/>
         </w:numPr>
         <w:jc w:val="both"/>
@@ -10439,6 +10552,7 @@
       <w:pPr>
         <w:widowControl w:val="0"/>
         <w:numPr>
+          <w:ilvl w:val="0"/>
           <w:numId w:val="0"/>
         </w:numPr>
         <w:jc w:val="both"/>
@@ -10495,6 +10609,7 @@
       <w:pPr>
         <w:widowControl w:val="0"/>
         <w:numPr>
+          <w:ilvl w:val="0"/>
           <w:numId w:val="0"/>
         </w:numPr>
         <w:jc w:val="both"/>
@@ -10519,6 +10634,7 @@
       <w:pPr>
         <w:widowControl w:val="0"/>
         <w:numPr>
+          <w:ilvl w:val="0"/>
           <w:numId w:val="0"/>
         </w:numPr>
         <w:jc w:val="both"/>
@@ -10543,6 +10659,7 @@
       <w:pPr>
         <w:widowControl w:val="0"/>
         <w:numPr>
+          <w:ilvl w:val="0"/>
           <w:numId w:val="0"/>
         </w:numPr>
         <w:jc w:val="both"/>
@@ -10567,6 +10684,7 @@
       <w:pPr>
         <w:widowControl w:val="0"/>
         <w:numPr>
+          <w:ilvl w:val="0"/>
           <w:numId w:val="0"/>
         </w:numPr>
         <w:jc w:val="both"/>
@@ -10591,6 +10709,7 @@
       <w:pPr>
         <w:widowControl w:val="0"/>
         <w:numPr>
+          <w:ilvl w:val="0"/>
           <w:numId w:val="0"/>
         </w:numPr>
         <w:jc w:val="both"/>
@@ -10615,6 +10734,7 @@
       <w:pPr>
         <w:widowControl w:val="0"/>
         <w:numPr>
+          <w:ilvl w:val="0"/>
           <w:numId w:val="0"/>
         </w:numPr>
         <w:jc w:val="both"/>
@@ -10639,6 +10759,7 @@
       <w:pPr>
         <w:widowControl w:val="0"/>
         <w:numPr>
+          <w:ilvl w:val="0"/>
           <w:numId w:val="0"/>
         </w:numPr>
         <w:jc w:val="both"/>
@@ -10663,6 +10784,7 @@
       <w:pPr>
         <w:widowControl w:val="0"/>
         <w:numPr>
+          <w:ilvl w:val="0"/>
           <w:numId w:val="0"/>
         </w:numPr>
         <w:jc w:val="both"/>
@@ -10687,6 +10809,7 @@
       <w:pPr>
         <w:widowControl w:val="0"/>
         <w:numPr>
+          <w:ilvl w:val="0"/>
           <w:numId w:val="0"/>
         </w:numPr>
         <w:jc w:val="both"/>
@@ -10711,6 +10834,7 @@
       <w:pPr>
         <w:widowControl w:val="0"/>
         <w:numPr>
+          <w:ilvl w:val="0"/>
           <w:numId w:val="0"/>
         </w:numPr>
         <w:jc w:val="both"/>
@@ -11246,6 +11370,7 @@
       <w:pPr>
         <w:widowControl w:val="0"/>
         <w:numPr>
+          <w:ilvl w:val="0"/>
           <w:numId w:val="0"/>
         </w:numPr>
         <w:jc w:val="both"/>
@@ -11270,6 +11395,7 @@
       <w:pPr>
         <w:widowControl w:val="0"/>
         <w:numPr>
+          <w:ilvl w:val="0"/>
           <w:numId w:val="0"/>
         </w:numPr>
         <w:jc w:val="both"/>
@@ -11294,6 +11420,7 @@
       <w:pPr>
         <w:widowControl w:val="0"/>
         <w:numPr>
+          <w:ilvl w:val="0"/>
           <w:numId w:val="0"/>
         </w:numPr>
         <w:jc w:val="both"/>
@@ -11318,6 +11445,7 @@
       <w:pPr>
         <w:widowControl w:val="0"/>
         <w:numPr>
+          <w:ilvl w:val="0"/>
           <w:numId w:val="0"/>
         </w:numPr>
         <w:jc w:val="both"/>
@@ -11342,6 +11470,7 @@
       <w:pPr>
         <w:widowControl w:val="0"/>
         <w:numPr>
+          <w:ilvl w:val="0"/>
           <w:numId w:val="0"/>
         </w:numPr>
         <w:jc w:val="both"/>
@@ -11366,6 +11495,7 @@
       <w:pPr>
         <w:widowControl w:val="0"/>
         <w:numPr>
+          <w:ilvl w:val="0"/>
           <w:numId w:val="0"/>
         </w:numPr>
         <w:jc w:val="both"/>
@@ -11478,6 +11608,7 @@
           <w:pPr>
             <w:widowControl w:val="0"/>
             <w:numPr>
+              <w:ilvl w:val="0"/>
               <w:numId w:val="0"/>
             </w:numPr>
             <w:shd w:val="clear" w:fill="F5F5F5"/>
@@ -11534,6 +11665,7 @@
           <w:pPr>
             <w:widowControl w:val="0"/>
             <w:numPr>
+              <w:ilvl w:val="0"/>
               <w:numId w:val="0"/>
             </w:numPr>
             <w:shd w:val="clear" w:fill="F5F5F5"/>
@@ -11638,6 +11770,7 @@
           <w:pPr>
             <w:widowControl w:val="0"/>
             <w:numPr>
+              <w:ilvl w:val="0"/>
               <w:numId w:val="0"/>
             </w:numPr>
             <w:shd w:val="clear" w:fill="F5F5F5"/>
@@ -11658,6 +11791,7 @@
           <w:pPr>
             <w:widowControl w:val="0"/>
             <w:numPr>
+              <w:ilvl w:val="0"/>
               <w:numId w:val="0"/>
             </w:numPr>
             <w:shd w:val="clear" w:fill="F5F5F5"/>
@@ -11774,6 +11908,7 @@
           <w:pPr>
             <w:widowControl w:val="0"/>
             <w:numPr>
+              <w:ilvl w:val="0"/>
               <w:numId w:val="0"/>
             </w:numPr>
             <w:shd w:val="clear" w:fill="F5F5F5"/>
@@ -11902,6 +12037,7 @@
           <w:pPr>
             <w:widowControl w:val="0"/>
             <w:numPr>
+              <w:ilvl w:val="0"/>
               <w:numId w:val="0"/>
             </w:numPr>
             <w:shd w:val="clear" w:fill="F5F5F5"/>
@@ -12030,6 +12166,7 @@
           <w:pPr>
             <w:widowControl w:val="0"/>
             <w:numPr>
+              <w:ilvl w:val="0"/>
               <w:numId w:val="0"/>
             </w:numPr>
             <w:shd w:val="clear" w:fill="F5F5F5"/>
@@ -12158,6 +12295,7 @@
           <w:pPr>
             <w:widowControl w:val="0"/>
             <w:numPr>
+              <w:ilvl w:val="0"/>
               <w:numId w:val="0"/>
             </w:numPr>
             <w:shd w:val="clear" w:fill="F5F5F5"/>
@@ -12334,6 +12472,7 @@
           <w:pPr>
             <w:widowControl w:val="0"/>
             <w:numPr>
+              <w:ilvl w:val="0"/>
               <w:numId w:val="0"/>
             </w:numPr>
             <w:shd w:val="clear" w:fill="F5F5F5"/>
@@ -12354,6 +12493,7 @@
           <w:pPr>
             <w:widowControl w:val="0"/>
             <w:numPr>
+              <w:ilvl w:val="0"/>
               <w:numId w:val="0"/>
             </w:numPr>
             <w:shd w:val="clear" w:fill="F5F5F5"/>
@@ -12554,6 +12694,7 @@
           <w:pPr>
             <w:widowControl w:val="0"/>
             <w:numPr>
+              <w:ilvl w:val="0"/>
               <w:numId w:val="0"/>
             </w:numPr>
             <w:shd w:val="clear" w:fill="F5F5F5"/>
@@ -12730,6 +12871,7 @@
           <w:pPr>
             <w:widowControl w:val="0"/>
             <w:numPr>
+              <w:ilvl w:val="0"/>
               <w:numId w:val="0"/>
             </w:numPr>
             <w:shd w:val="clear" w:fill="F5F5F5"/>
@@ -13002,6 +13144,7 @@
           <w:pPr>
             <w:widowControl w:val="0"/>
             <w:numPr>
+              <w:ilvl w:val="0"/>
               <w:numId w:val="0"/>
             </w:numPr>
             <w:shd w:val="clear" w:fill="F5F5F5"/>
@@ -13226,6 +13369,7 @@
           <w:pPr>
             <w:widowControl w:val="0"/>
             <w:numPr>
+              <w:ilvl w:val="0"/>
               <w:numId w:val="0"/>
             </w:numPr>
             <w:shd w:val="clear" w:fill="F5F5F5"/>
@@ -13354,6 +13498,7 @@
           <w:pPr>
             <w:widowControl w:val="0"/>
             <w:numPr>
+              <w:ilvl w:val="0"/>
               <w:numId w:val="0"/>
             </w:numPr>
             <w:shd w:val="clear" w:fill="F5F5F5"/>
@@ -13602,6 +13747,7 @@
           <w:pPr>
             <w:widowControl w:val="0"/>
             <w:numPr>
+              <w:ilvl w:val="0"/>
               <w:numId w:val="0"/>
             </w:numPr>
             <w:shd w:val="clear" w:fill="F5F5F5"/>
@@ -13706,6 +13852,7 @@
           <w:pPr>
             <w:widowControl w:val="0"/>
             <w:numPr>
+              <w:ilvl w:val="0"/>
               <w:numId w:val="0"/>
             </w:numPr>
             <w:shd w:val="clear" w:fill="F5F5F5"/>
@@ -13834,6 +13981,7 @@
           <w:pPr>
             <w:widowControl w:val="0"/>
             <w:numPr>
+              <w:ilvl w:val="0"/>
               <w:numId w:val="0"/>
             </w:numPr>
             <w:shd w:val="clear" w:fill="F5F5F5"/>
@@ -13878,6 +14026,7 @@
           <w:pPr>
             <w:widowControl w:val="0"/>
             <w:numPr>
+              <w:ilvl w:val="0"/>
               <w:numId w:val="0"/>
             </w:numPr>
             <w:shd w:val="clear" w:fill="F5F5F5"/>
@@ -14054,6 +14203,7 @@
           <w:pPr>
             <w:widowControl w:val="0"/>
             <w:numPr>
+              <w:ilvl w:val="0"/>
               <w:numId w:val="0"/>
             </w:numPr>
             <w:shd w:val="clear" w:fill="F5F5F5"/>
@@ -14182,6 +14332,7 @@
           <w:pPr>
             <w:widowControl w:val="0"/>
             <w:numPr>
+              <w:ilvl w:val="0"/>
               <w:numId w:val="0"/>
             </w:numPr>
             <w:shd w:val="clear" w:fill="F5F5F5"/>
@@ -14562,6 +14713,7 @@
           <w:pPr>
             <w:widowControl w:val="0"/>
             <w:numPr>
+              <w:ilvl w:val="0"/>
               <w:numId w:val="0"/>
             </w:numPr>
             <w:shd w:val="clear" w:fill="F5F5F5"/>
@@ -14942,6 +15094,7 @@
           <w:pPr>
             <w:widowControl w:val="0"/>
             <w:numPr>
+              <w:ilvl w:val="0"/>
               <w:numId w:val="0"/>
             </w:numPr>
             <w:shd w:val="clear" w:fill="F5F5F5"/>
@@ -15202,6 +15355,7 @@
           <w:pPr>
             <w:widowControl w:val="0"/>
             <w:numPr>
+              <w:ilvl w:val="0"/>
               <w:numId w:val="0"/>
             </w:numPr>
             <w:shd w:val="clear" w:fill="F5F5F5"/>
@@ -15258,6 +15412,7 @@
           <w:pPr>
             <w:widowControl w:val="0"/>
             <w:numPr>
+              <w:ilvl w:val="0"/>
               <w:numId w:val="0"/>
             </w:numPr>
             <w:shd w:val="clear" w:fill="F5F5F5"/>
@@ -15482,6 +15637,7 @@
           <w:pPr>
             <w:widowControl w:val="0"/>
             <w:numPr>
+              <w:ilvl w:val="0"/>
               <w:numId w:val="0"/>
             </w:numPr>
             <w:shd w:val="clear" w:fill="F5F5F5"/>
@@ -15550,6 +15706,7 @@
           <w:pPr>
             <w:widowControl w:val="0"/>
             <w:numPr>
+              <w:ilvl w:val="0"/>
               <w:numId w:val="0"/>
             </w:numPr>
             <w:shd w:val="clear" w:fill="F5F5F5"/>
@@ -15570,6 +15727,7 @@
           <w:pPr>
             <w:widowControl w:val="0"/>
             <w:numPr>
+              <w:ilvl w:val="0"/>
               <w:numId w:val="0"/>
             </w:numPr>
             <w:shd w:val="clear" w:fill="F5F5F5"/>
@@ -15638,6 +15796,7 @@
           <w:pPr>
             <w:widowControl w:val="0"/>
             <w:numPr>
+              <w:ilvl w:val="0"/>
               <w:numId w:val="0"/>
             </w:numPr>
             <w:shd w:val="clear" w:fill="F5F5F5"/>
@@ -15706,6 +15865,7 @@
           <w:pPr>
             <w:widowControl w:val="0"/>
             <w:numPr>
+              <w:ilvl w:val="0"/>
               <w:numId w:val="0"/>
             </w:numPr>
             <w:shd w:val="clear" w:fill="F5F5F5"/>
@@ -15774,6 +15934,7 @@
           <w:pPr>
             <w:widowControl w:val="0"/>
             <w:numPr>
+              <w:ilvl w:val="0"/>
               <w:numId w:val="0"/>
             </w:numPr>
             <w:shd w:val="clear" w:fill="F5F5F5"/>
@@ -15866,6 +16027,7 @@
           <w:pPr>
             <w:widowControl w:val="0"/>
             <w:numPr>
+              <w:ilvl w:val="0"/>
               <w:numId w:val="0"/>
             </w:numPr>
             <w:shd w:val="clear" w:fill="F5F5F5"/>
@@ -15886,6 +16048,7 @@
           <w:pPr>
             <w:widowControl w:val="0"/>
             <w:numPr>
+              <w:ilvl w:val="0"/>
               <w:numId w:val="0"/>
             </w:numPr>
             <w:shd w:val="clear" w:fill="F5F5F5"/>
@@ -16086,6 +16249,7 @@
           <w:pPr>
             <w:widowControl w:val="0"/>
             <w:numPr>
+              <w:ilvl w:val="0"/>
               <w:numId w:val="0"/>
             </w:numPr>
             <w:shd w:val="clear" w:fill="F5F5F5"/>
@@ -16214,6 +16378,7 @@
           <w:pPr>
             <w:widowControl w:val="0"/>
             <w:numPr>
+              <w:ilvl w:val="0"/>
               <w:numId w:val="0"/>
             </w:numPr>
             <w:shd w:val="clear" w:fill="F5F5F5"/>
@@ -16414,6 +16579,7 @@
           <w:pPr>
             <w:widowControl w:val="0"/>
             <w:numPr>
+              <w:ilvl w:val="0"/>
               <w:numId w:val="0"/>
             </w:numPr>
             <w:shd w:val="clear" w:fill="F5F5F5"/>
@@ -16614,6 +16780,7 @@
           <w:pPr>
             <w:widowControl w:val="0"/>
             <w:numPr>
+              <w:ilvl w:val="0"/>
               <w:numId w:val="0"/>
             </w:numPr>
             <w:shd w:val="clear" w:fill="F5F5F5"/>
@@ -16670,6 +16837,7 @@
           <w:pPr>
             <w:widowControl w:val="0"/>
             <w:numPr>
+              <w:ilvl w:val="0"/>
               <w:numId w:val="0"/>
             </w:numPr>
             <w:shd w:val="clear" w:fill="F5F5F5"/>
@@ -16894,6 +17062,7 @@
           <w:pPr>
             <w:widowControl w:val="0"/>
             <w:numPr>
+              <w:ilvl w:val="0"/>
               <w:numId w:val="0"/>
             </w:numPr>
             <w:shd w:val="clear" w:fill="F5F5F5"/>
@@ -17070,6 +17239,7 @@
           <w:pPr>
             <w:widowControl w:val="0"/>
             <w:numPr>
+              <w:ilvl w:val="0"/>
               <w:numId w:val="0"/>
             </w:numPr>
             <w:shd w:val="clear" w:fill="F5F5F5"/>
@@ -17246,6 +17416,7 @@
           <w:pPr>
             <w:widowControl w:val="0"/>
             <w:numPr>
+              <w:ilvl w:val="0"/>
               <w:numId w:val="0"/>
             </w:numPr>
             <w:shd w:val="clear" w:fill="F5F5F5"/>
@@ -17566,6 +17737,7 @@
           <w:pPr>
             <w:widowControl w:val="0"/>
             <w:numPr>
+              <w:ilvl w:val="0"/>
               <w:numId w:val="0"/>
             </w:numPr>
             <w:shd w:val="clear" w:fill="F5F5F5"/>
@@ -17694,6 +17866,7 @@
           <w:pPr>
             <w:widowControl w:val="0"/>
             <w:numPr>
+              <w:ilvl w:val="0"/>
               <w:numId w:val="0"/>
             </w:numPr>
             <w:shd w:val="clear" w:fill="F5F5F5"/>
@@ -17942,6 +18115,7 @@
           <w:pPr>
             <w:widowControl w:val="0"/>
             <w:numPr>
+              <w:ilvl w:val="0"/>
               <w:numId w:val="0"/>
             </w:numPr>
             <w:shd w:val="clear" w:fill="F5F5F5"/>
@@ -18070,6 +18244,7 @@
           <w:pPr>
             <w:widowControl w:val="0"/>
             <w:numPr>
+              <w:ilvl w:val="0"/>
               <w:numId w:val="0"/>
             </w:numPr>
             <w:shd w:val="clear" w:fill="F5F5F5"/>
@@ -18174,6 +18349,7 @@
           <w:pPr>
             <w:widowControl w:val="0"/>
             <w:numPr>
+              <w:ilvl w:val="0"/>
               <w:numId w:val="0"/>
             </w:numPr>
             <w:shd w:val="clear" w:fill="F5F5F5"/>
@@ -18242,6 +18418,7 @@
           <w:pPr>
             <w:widowControl w:val="0"/>
             <w:numPr>
+              <w:ilvl w:val="0"/>
               <w:numId w:val="0"/>
             </w:numPr>
             <w:shd w:val="clear" w:fill="F5F5F5"/>
@@ -18310,6 +18487,7 @@
           <w:pPr>
             <w:widowControl w:val="0"/>
             <w:numPr>
+              <w:ilvl w:val="0"/>
               <w:numId w:val="0"/>
             </w:numPr>
             <w:shd w:val="clear" w:fill="F5F5F5"/>
@@ -18330,6 +18508,7 @@
           <w:pPr>
             <w:widowControl w:val="0"/>
             <w:numPr>
+              <w:ilvl w:val="0"/>
               <w:numId w:val="0"/>
             </w:numPr>
             <w:shd w:val="clear" w:fill="F5F5F5"/>
@@ -18458,6 +18637,7 @@
           <w:pPr>
             <w:widowControl w:val="0"/>
             <w:numPr>
+              <w:ilvl w:val="0"/>
               <w:numId w:val="0"/>
             </w:numPr>
             <w:shd w:val="clear" w:fill="F5F5F5"/>
@@ -18682,6 +18862,7 @@
           <w:pPr>
             <w:widowControl w:val="0"/>
             <w:numPr>
+              <w:ilvl w:val="0"/>
               <w:numId w:val="0"/>
             </w:numPr>
             <w:shd w:val="clear" w:fill="F5F5F5"/>
@@ -18906,6 +19087,7 @@
           <w:pPr>
             <w:widowControl w:val="0"/>
             <w:numPr>
+              <w:ilvl w:val="0"/>
               <w:numId w:val="0"/>
             </w:numPr>
             <w:shd w:val="clear" w:fill="F5F5F5"/>
@@ -18926,6 +19108,7 @@
           <w:pPr>
             <w:widowControl w:val="0"/>
             <w:numPr>
+              <w:ilvl w:val="0"/>
               <w:numId w:val="0"/>
             </w:numPr>
             <w:shd w:val="clear" w:fill="F5F5F5"/>
@@ -19042,6 +19225,7 @@
           <w:pPr>
             <w:widowControl w:val="0"/>
             <w:numPr>
+              <w:ilvl w:val="0"/>
               <w:numId w:val="0"/>
             </w:numPr>
             <w:shd w:val="clear" w:fill="F5F5F5"/>
@@ -19158,6 +19342,7 @@
           <w:pPr>
             <w:widowControl w:val="0"/>
             <w:numPr>
+              <w:ilvl w:val="0"/>
               <w:numId w:val="0"/>
             </w:numPr>
             <w:shd w:val="clear" w:fill="F5F5F5"/>
@@ -19286,6 +19471,7 @@
           <w:pPr>
             <w:widowControl w:val="0"/>
             <w:numPr>
+              <w:ilvl w:val="0"/>
               <w:numId w:val="0"/>
             </w:numPr>
             <w:shd w:val="clear" w:fill="F5F5F5"/>
@@ -19306,6 +19492,7 @@
           <w:pPr>
             <w:widowControl w:val="0"/>
             <w:numPr>
+              <w:ilvl w:val="0"/>
               <w:numId w:val="0"/>
             </w:numPr>
             <w:shd w:val="clear" w:fill="F5F5F5"/>
@@ -19410,6 +19597,7 @@
           <w:pPr>
             <w:widowControl w:val="0"/>
             <w:numPr>
+              <w:ilvl w:val="0"/>
               <w:numId w:val="0"/>
             </w:numPr>
             <w:shd w:val="clear" w:fill="F5F5F5"/>
@@ -19682,6 +19870,7 @@
           <w:pPr>
             <w:widowControl w:val="0"/>
             <w:numPr>
+              <w:ilvl w:val="0"/>
               <w:numId w:val="0"/>
             </w:numPr>
             <w:shd w:val="clear" w:fill="F5F5F5"/>
@@ -19978,6 +20167,7 @@
           <w:pPr>
             <w:widowControl w:val="0"/>
             <w:numPr>
+              <w:ilvl w:val="0"/>
               <w:numId w:val="0"/>
             </w:numPr>
             <w:shd w:val="clear" w:fill="F5F5F5"/>
@@ -20274,6 +20464,7 @@
           <w:pPr>
             <w:widowControl w:val="0"/>
             <w:numPr>
+              <w:ilvl w:val="0"/>
               <w:numId w:val="0"/>
             </w:numPr>
             <w:shd w:val="clear" w:fill="F5F5F5"/>
@@ -20402,6 +20593,7 @@
           <w:pPr>
             <w:widowControl w:val="0"/>
             <w:numPr>
+              <w:ilvl w:val="0"/>
               <w:numId w:val="0"/>
             </w:numPr>
             <w:shd w:val="clear" w:fill="F5F5F5"/>
@@ -20602,6 +20794,7 @@
           <w:pPr>
             <w:widowControl w:val="0"/>
             <w:numPr>
+              <w:ilvl w:val="0"/>
               <w:numId w:val="0"/>
             </w:numPr>
             <w:shd w:val="clear" w:fill="F5F5F5"/>
@@ -20850,6 +21043,7 @@
           <w:pPr>
             <w:widowControl w:val="0"/>
             <w:numPr>
+              <w:ilvl w:val="0"/>
               <w:numId w:val="0"/>
             </w:numPr>
             <w:shd w:val="clear" w:fill="F5F5F5"/>
@@ -20870,6 +21064,7 @@
           <w:pPr>
             <w:widowControl w:val="0"/>
             <w:numPr>
+              <w:ilvl w:val="0"/>
               <w:numId w:val="0"/>
             </w:numPr>
             <w:shd w:val="clear" w:fill="F5F5F5"/>
@@ -20998,6 +21193,7 @@
           <w:pPr>
             <w:widowControl w:val="0"/>
             <w:numPr>
+              <w:ilvl w:val="0"/>
               <w:numId w:val="0"/>
             </w:numPr>
             <w:shd w:val="clear" w:fill="F5F5F5"/>
@@ -21102,6 +21298,7 @@
           <w:pPr>
             <w:widowControl w:val="0"/>
             <w:numPr>
+              <w:ilvl w:val="0"/>
               <w:numId w:val="0"/>
             </w:numPr>
             <w:shd w:val="clear" w:fill="F5F5F5"/>
@@ -21122,6 +21319,7 @@
           <w:pPr>
             <w:widowControl w:val="0"/>
             <w:numPr>
+              <w:ilvl w:val="0"/>
               <w:numId w:val="0"/>
             </w:numPr>
             <w:shd w:val="clear" w:fill="F5F5F5"/>
@@ -21166,6 +21364,7 @@
           <w:pPr>
             <w:widowControl w:val="0"/>
             <w:numPr>
+              <w:ilvl w:val="0"/>
               <w:numId w:val="0"/>
             </w:numPr>
             <w:shd w:val="clear" w:fill="F5F5F5"/>
@@ -21222,6 +21421,7 @@
           <w:pPr>
             <w:widowControl w:val="0"/>
             <w:numPr>
+              <w:ilvl w:val="0"/>
               <w:numId w:val="0"/>
             </w:numPr>
             <w:shd w:val="clear" w:fill="F5F5F5"/>
@@ -21266,6 +21466,7 @@
           <w:pPr>
             <w:widowControl w:val="0"/>
             <w:numPr>
+              <w:ilvl w:val="0"/>
               <w:numId w:val="0"/>
             </w:numPr>
             <w:shd w:val="clear" w:fill="F5F5F5"/>
@@ -21330,6 +21531,7 @@
       <w:pPr>
         <w:widowControl w:val="0"/>
         <w:numPr>
+          <w:ilvl w:val="0"/>
           <w:numId w:val="0"/>
         </w:numPr>
         <w:jc w:val="both"/>
@@ -21354,6 +21556,7 @@
       <w:pPr>
         <w:widowControl w:val="0"/>
         <w:numPr>
+          <w:ilvl w:val="0"/>
           <w:numId w:val="0"/>
         </w:numPr>
         <w:jc w:val="both"/>
@@ -21378,6 +21581,7 @@
       <w:pPr>
         <w:widowControl w:val="0"/>
         <w:numPr>
+          <w:ilvl w:val="0"/>
           <w:numId w:val="0"/>
         </w:numPr>
         <w:jc w:val="both"/>
@@ -21402,6 +21606,7 @@
       <w:pPr>
         <w:widowControl w:val="0"/>
         <w:numPr>
+          <w:ilvl w:val="0"/>
           <w:numId w:val="0"/>
         </w:numPr>
         <w:jc w:val="both"/>
@@ -21426,6 +21631,7 @@
       <w:pPr>
         <w:widowControl w:val="0"/>
         <w:numPr>
+          <w:ilvl w:val="0"/>
           <w:numId w:val="0"/>
         </w:numPr>
         <w:jc w:val="both"/>
@@ -21482,10 +21688,17 @@
       <w:pPr>
         <w:widowControl w:val="0"/>
         <w:numPr>
+          <w:ilvl w:val="0"/>
           <w:numId w:val="0"/>
         </w:numPr>
         <w:ind w:leftChars="0"/>
         <w:jc w:val="both"/>
+        <w:rPr>
+          <w:rFonts w:hint="default" w:ascii="仿宋_GB2312" w:hAnsi="仿宋_GB2312" w:eastAsia="仿宋_GB2312" w:cs="仿宋_GB2312"/>
+          <w:sz w:val="24"/>
+          <w:szCs w:val="22"/>
+          <w:lang w:val="en-US" w:eastAsia="zh-CN"/>
+        </w:rPr>
       </w:pPr>
       <w:r>
         <w:rPr>
@@ -21531,6 +21744,92 @@
             </a:graphic>
           </wp:inline>
         </w:drawing>
+      </w:r>
+    </w:p>
+    <w:p>
+      <w:pPr>
+        <w:widowControl w:val="0"/>
+        <w:numPr>
+          <w:ilvl w:val="0"/>
+          <w:numId w:val="0"/>
+        </w:numPr>
+        <w:ind w:leftChars="0"/>
+        <w:jc w:val="both"/>
+        <w:rPr>
+          <w:rFonts w:hint="default" w:ascii="仿宋_GB2312" w:hAnsi="仿宋_GB2312" w:eastAsia="仿宋_GB2312" w:cs="仿宋_GB2312"/>
+          <w:sz w:val="24"/>
+          <w:szCs w:val="22"/>
+          <w:lang w:val="en-US" w:eastAsia="zh-CN"/>
+        </w:rPr>
+      </w:pPr>
+    </w:p>
+    <w:p>
+      <w:pPr>
+        <w:widowControl w:val="0"/>
+        <w:numPr>
+          <w:ilvl w:val="0"/>
+          <w:numId w:val="0"/>
+        </w:numPr>
+        <w:ind w:leftChars="0"/>
+        <w:jc w:val="both"/>
+        <w:rPr>
+          <w:rFonts w:hint="eastAsia" w:ascii="仿宋_GB2312" w:hAnsi="仿宋_GB2312" w:eastAsia="仿宋_GB2312" w:cs="仿宋_GB2312"/>
+          <w:sz w:val="24"/>
+          <w:szCs w:val="22"/>
+          <w:lang w:val="en-US" w:eastAsia="zh-CN"/>
+        </w:rPr>
+      </w:pPr>
+    </w:p>
+    <w:p>
+      <w:pPr>
+        <w:widowControl w:val="0"/>
+        <w:numPr>
+          <w:ilvl w:val="0"/>
+          <w:numId w:val="0"/>
+        </w:numPr>
+        <w:ind w:leftChars="0"/>
+        <w:jc w:val="both"/>
+        <w:rPr>
+          <w:rFonts w:hint="eastAsia" w:ascii="楷体_GB2312" w:hAnsi="楷体_GB2312" w:eastAsia="楷体_GB2312" w:cs="楷体_GB2312"/>
+          <w:sz w:val="28"/>
+          <w:szCs w:val="24"/>
+          <w:lang w:val="en-US" w:eastAsia="zh-CN"/>
+        </w:rPr>
+      </w:pPr>
+      <w:r>
+        <w:rPr>
+          <w:rFonts w:hint="eastAsia" w:ascii="楷体_GB2312" w:hAnsi="楷体_GB2312" w:eastAsia="楷体_GB2312" w:cs="楷体_GB2312"/>
+          <w:sz w:val="28"/>
+          <w:szCs w:val="24"/>
+          <w:lang w:val="en-US" w:eastAsia="zh-CN"/>
+        </w:rPr>
+        <w:t>推送至GitHub仓库：</w:t>
+      </w:r>
+    </w:p>
+    <w:p>
+      <w:pPr>
+        <w:widowControl w:val="0"/>
+        <w:numPr>
+          <w:ilvl w:val="0"/>
+          <w:numId w:val="0"/>
+        </w:numPr>
+        <w:ind w:leftChars="0"/>
+        <w:jc w:val="both"/>
+        <w:rPr>
+          <w:rFonts w:hint="default" w:ascii="仿宋_GB2312" w:hAnsi="仿宋_GB2312" w:eastAsia="仿宋_GB2312" w:cs="仿宋_GB2312"/>
+          <w:sz w:val="24"/>
+          <w:szCs w:val="22"/>
+          <w:lang w:val="en-US" w:eastAsia="zh-CN"/>
+        </w:rPr>
+      </w:pPr>
+      <w:r>
+        <w:rPr>
+          <w:rFonts w:hint="default" w:ascii="仿宋_GB2312" w:hAnsi="仿宋_GB2312" w:eastAsia="仿宋_GB2312" w:cs="仿宋_GB2312"/>
+          <w:sz w:val="24"/>
+          <w:szCs w:val="22"/>
+          <w:lang w:val="en-US" w:eastAsia="zh-CN"/>
+        </w:rPr>
+        <w:t>https://github.com/L1169213133/gauge-meter-recognition.git</w:t>
       </w:r>
     </w:p>
     <w:sectPr>
@@ -21587,22 +21886,6 @@
                       <a:ln w="6350">
                         <a:noFill/>
                       </a:ln>
-                      <a:extLst>
-                        <a:ext uri="{909E8E84-426E-40DD-AFC4-6F175D3DCCD1}">
-                          <a14:hiddenFill xmlns:a14="http://schemas.microsoft.com/office/drawing/2010/main">
-                            <a:solidFill>
-                              <a:schemeClr val="lt1"/>
-                            </a:solidFill>
-                          </a14:hiddenFill>
-                        </a:ext>
-                        <a:ext uri="{91240B29-F687-4F45-9708-019B960494DF}">
-                          <a14:hiddenLine xmlns:a14="http://schemas.microsoft.com/office/drawing/2010/main" w="6350">
-                            <a:solidFill>
-                              <a:prstClr val="black"/>
-                            </a:solidFill>
-                          </a14:hiddenLine>
-                        </a:ext>
-                      </a:extLst>
                     </wps:spPr>
                     <wps:style>
                       <a:lnRef idx="0">
@@ -21653,7 +21936,7 @@
         </mc:Choice>
         <mc:Fallback>
           <w:pict>
-            <v:shape id="_x0000_s1026" o:spid="_x0000_s1026" o:spt="202" type="#_x0000_t202" style="position:absolute;left:0pt;margin-top:0pt;height:144pt;width:144pt;mso-position-horizontal:center;mso-position-horizontal-relative:margin;mso-wrap-style:none;z-index:251659264;mso-width-relative:page;mso-height-relative:page;" filled="f" stroked="f" coordsize="21600,21600" o:gfxdata="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">
+            <v:shape id="_x0000_s1026" o:spid="_x0000_s1026" o:spt="202" type="#_x0000_t202" style="position:absolute;left:0pt;margin-top:0pt;height:144pt;width:144pt;mso-position-horizontal:center;mso-position-horizontal-relative:margin;mso-wrap-style:none;z-index:251659264;mso-width-relative:page;mso-height-relative:page;" filled="f" stroked="f" coordsize="21600,21600" o:gfxdata="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">
               <v:fill on="f" focussize="0,0"/>
               <v:stroke on="f" weight="0.5pt"/>
               <v:imagedata o:title=""/>

--- a/20257007-李振-仪表识别实验.docx
+++ b/20257007-李振-仪表识别实验.docx
@@ -2764,19 +2764,7 @@
               <w:szCs w:val="21"/>
               <w:lang w:val="en-US" w:eastAsia="zh-CN"/>
             </w:rPr>
-            <w:t xml:space="preserve">4.推送至GitHub仓库.................................... </w:t>
-          </w:r>
-          <w:bookmarkStart w:id="19" w:name="_GoBack"/>
-          <w:bookmarkEnd w:id="19"/>
-          <w:r>
-            <w:rPr>
-              <w:rFonts w:hint="eastAsia" w:ascii="仿宋_GB2312" w:hAnsi="仿宋_GB2312" w:eastAsia="仿宋_GB2312" w:cs="仿宋_GB2312"/>
-              <w:bCs/>
-              <w:sz w:val="28"/>
-              <w:szCs w:val="21"/>
-              <w:lang w:val="en-US" w:eastAsia="zh-CN"/>
-            </w:rPr>
-            <w:t>6</w:t>
+            <w:t>4.推送至GitHub仓库.................................... 6</w:t>
           </w:r>
         </w:p>
         <w:p>
@@ -2830,22 +2818,22 @@
         <w:bidi w:val="0"/>
         <w:spacing w:before="0" w:after="0" w:line="240" w:lineRule="auto"/>
         <w:rPr>
-          <w:rFonts w:hint="eastAsia" w:ascii="楷体_GB2312" w:hAnsi="楷体_GB2312" w:eastAsia="楷体_GB2312" w:cs="楷体_GB2312"/>
+          <w:rFonts w:hint="eastAsia" w:ascii="黑体" w:hAnsi="黑体" w:eastAsia="黑体" w:cs="黑体"/>
           <w:b w:val="0"/>
           <w:bCs/>
-          <w:sz w:val="28"/>
-          <w:szCs w:val="13"/>
+          <w:sz w:val="32"/>
+          <w:szCs w:val="15"/>
           <w:lang w:val="en-US" w:eastAsia="zh-CN"/>
         </w:rPr>
       </w:pPr>
       <w:bookmarkStart w:id="0" w:name="_Toc32669"/>
       <w:r>
         <w:rPr>
-          <w:rFonts w:hint="eastAsia" w:ascii="楷体_GB2312" w:hAnsi="楷体_GB2312" w:eastAsia="楷体_GB2312" w:cs="楷体_GB2312"/>
+          <w:rFonts w:hint="eastAsia" w:ascii="黑体" w:hAnsi="黑体" w:eastAsia="黑体" w:cs="黑体"/>
           <w:b w:val="0"/>
           <w:bCs/>
-          <w:sz w:val="28"/>
-          <w:szCs w:val="13"/>
+          <w:sz w:val="32"/>
+          <w:szCs w:val="15"/>
           <w:lang w:val="en-US" w:eastAsia="zh-CN"/>
         </w:rPr>
         <w:t>实验目的</w:t>
@@ -2977,22 +2965,22 @@
         <w:bidi w:val="0"/>
         <w:spacing w:before="0" w:after="0" w:line="240" w:lineRule="auto"/>
         <w:rPr>
-          <w:rFonts w:hint="eastAsia" w:ascii="楷体_GB2312" w:hAnsi="楷体_GB2312" w:eastAsia="楷体_GB2312" w:cs="楷体_GB2312"/>
+          <w:rFonts w:hint="eastAsia" w:ascii="黑体" w:hAnsi="黑体" w:eastAsia="黑体" w:cs="黑体"/>
           <w:b w:val="0"/>
           <w:bCs/>
-          <w:sz w:val="28"/>
-          <w:szCs w:val="13"/>
+          <w:sz w:val="32"/>
+          <w:szCs w:val="15"/>
           <w:lang w:val="en-US" w:eastAsia="zh-CN"/>
         </w:rPr>
       </w:pPr>
       <w:bookmarkStart w:id="1" w:name="_Toc5312"/>
       <w:r>
         <w:rPr>
-          <w:rFonts w:hint="eastAsia" w:ascii="楷体_GB2312" w:hAnsi="楷体_GB2312" w:eastAsia="楷体_GB2312" w:cs="楷体_GB2312"/>
+          <w:rFonts w:hint="eastAsia" w:ascii="黑体" w:hAnsi="黑体" w:eastAsia="黑体" w:cs="黑体"/>
           <w:b w:val="0"/>
           <w:bCs/>
-          <w:sz w:val="28"/>
-          <w:szCs w:val="13"/>
+          <w:sz w:val="32"/>
+          <w:szCs w:val="15"/>
           <w:lang w:val="en-US" w:eastAsia="zh-CN"/>
         </w:rPr>
         <w:t>实验原理</w:t>
@@ -3005,22 +2993,22 @@
         <w:bidi w:val="0"/>
         <w:spacing w:before="0" w:after="0" w:line="240" w:lineRule="auto"/>
         <w:rPr>
-          <w:rFonts w:hint="eastAsia" w:ascii="仿宋_GB2312" w:hAnsi="仿宋_GB2312" w:eastAsia="仿宋_GB2312" w:cs="仿宋_GB2312"/>
+          <w:rFonts w:hint="eastAsia" w:ascii="楷体_GB2312" w:hAnsi="楷体_GB2312" w:eastAsia="楷体_GB2312" w:cs="楷体_GB2312"/>
           <w:b w:val="0"/>
           <w:bCs/>
-          <w:sz w:val="24"/>
-          <w:szCs w:val="16"/>
+          <w:sz w:val="28"/>
+          <w:szCs w:val="18"/>
           <w:lang w:val="en-US" w:eastAsia="zh-CN"/>
         </w:rPr>
       </w:pPr>
       <w:bookmarkStart w:id="2" w:name="_Toc7442"/>
       <w:r>
         <w:rPr>
-          <w:rFonts w:hint="eastAsia" w:ascii="仿宋_GB2312" w:hAnsi="仿宋_GB2312" w:eastAsia="仿宋_GB2312" w:cs="仿宋_GB2312"/>
+          <w:rFonts w:hint="eastAsia" w:ascii="楷体_GB2312" w:hAnsi="楷体_GB2312" w:eastAsia="楷体_GB2312" w:cs="楷体_GB2312"/>
           <w:b w:val="0"/>
           <w:bCs/>
-          <w:sz w:val="24"/>
-          <w:szCs w:val="16"/>
+          <w:sz w:val="28"/>
+          <w:szCs w:val="18"/>
           <w:lang w:val="en-US" w:eastAsia="zh-CN"/>
         </w:rPr>
         <w:t>1.仪表识别基本原理</w:t>
@@ -3263,22 +3251,22 @@
         <w:bidi w:val="0"/>
         <w:spacing w:before="0" w:after="0" w:line="240" w:lineRule="auto"/>
         <w:rPr>
-          <w:rFonts w:hint="eastAsia" w:ascii="仿宋_GB2312" w:hAnsi="仿宋_GB2312" w:eastAsia="仿宋_GB2312" w:cs="仿宋_GB2312"/>
+          <w:rFonts w:hint="eastAsia" w:ascii="楷体_GB2312" w:hAnsi="楷体_GB2312" w:eastAsia="楷体_GB2312" w:cs="楷体_GB2312"/>
           <w:b w:val="0"/>
           <w:bCs/>
-          <w:sz w:val="24"/>
-          <w:szCs w:val="16"/>
+          <w:sz w:val="28"/>
+          <w:szCs w:val="18"/>
           <w:lang w:val="en-US" w:eastAsia="zh-CN"/>
         </w:rPr>
       </w:pPr>
       <w:bookmarkStart w:id="3" w:name="_Toc31451"/>
       <w:r>
         <w:rPr>
-          <w:rFonts w:hint="eastAsia" w:ascii="仿宋_GB2312" w:hAnsi="仿宋_GB2312" w:eastAsia="仿宋_GB2312" w:cs="仿宋_GB2312"/>
+          <w:rFonts w:hint="eastAsia" w:ascii="楷体_GB2312" w:hAnsi="楷体_GB2312" w:eastAsia="楷体_GB2312" w:cs="楷体_GB2312"/>
           <w:b w:val="0"/>
           <w:bCs/>
-          <w:sz w:val="24"/>
-          <w:szCs w:val="16"/>
+          <w:sz w:val="28"/>
+          <w:szCs w:val="18"/>
           <w:lang w:val="en-US" w:eastAsia="zh-CN"/>
         </w:rPr>
         <w:t>2.关键技术</w:t>
@@ -3431,22 +3419,22 @@
         <w:bidi w:val="0"/>
         <w:spacing w:before="0" w:after="0" w:line="240" w:lineRule="auto"/>
         <w:rPr>
-          <w:rFonts w:hint="eastAsia" w:ascii="楷体_GB2312" w:hAnsi="楷体_GB2312" w:eastAsia="楷体_GB2312" w:cs="楷体_GB2312"/>
+          <w:rFonts w:hint="eastAsia" w:ascii="黑体" w:hAnsi="黑体" w:eastAsia="黑体" w:cs="黑体"/>
           <w:b w:val="0"/>
           <w:bCs/>
-          <w:sz w:val="28"/>
-          <w:szCs w:val="13"/>
+          <w:sz w:val="32"/>
+          <w:szCs w:val="15"/>
           <w:lang w:val="en-US" w:eastAsia="zh-CN"/>
         </w:rPr>
       </w:pPr>
       <w:bookmarkStart w:id="4" w:name="_Toc21360"/>
       <w:r>
         <w:rPr>
-          <w:rFonts w:hint="eastAsia" w:ascii="楷体_GB2312" w:hAnsi="楷体_GB2312" w:eastAsia="楷体_GB2312" w:cs="楷体_GB2312"/>
+          <w:rFonts w:hint="eastAsia" w:ascii="黑体" w:hAnsi="黑体" w:eastAsia="黑体" w:cs="黑体"/>
           <w:b w:val="0"/>
           <w:bCs/>
-          <w:sz w:val="28"/>
-          <w:szCs w:val="13"/>
+          <w:sz w:val="32"/>
+          <w:szCs w:val="15"/>
           <w:lang w:val="en-US" w:eastAsia="zh-CN"/>
         </w:rPr>
         <w:t>实验步骤</w:t>
@@ -3463,22 +3451,22 @@
         <w:bidi w:val="0"/>
         <w:spacing w:before="0" w:after="0" w:line="240" w:lineRule="auto"/>
         <w:rPr>
-          <w:rFonts w:hint="eastAsia" w:ascii="仿宋_GB2312" w:hAnsi="仿宋_GB2312" w:eastAsia="仿宋_GB2312" w:cs="仿宋_GB2312"/>
+          <w:rFonts w:hint="eastAsia" w:ascii="楷体_GB2312" w:hAnsi="楷体_GB2312" w:eastAsia="楷体_GB2312" w:cs="楷体_GB2312"/>
           <w:b w:val="0"/>
           <w:bCs/>
-          <w:sz w:val="24"/>
-          <w:szCs w:val="16"/>
+          <w:sz w:val="28"/>
+          <w:szCs w:val="18"/>
           <w:lang w:val="en-US" w:eastAsia="zh-CN"/>
         </w:rPr>
       </w:pPr>
       <w:bookmarkStart w:id="5" w:name="_Toc12623"/>
       <w:r>
         <w:rPr>
-          <w:rFonts w:hint="eastAsia" w:ascii="仿宋_GB2312" w:hAnsi="仿宋_GB2312" w:eastAsia="仿宋_GB2312" w:cs="仿宋_GB2312"/>
+          <w:rFonts w:hint="eastAsia" w:ascii="楷体_GB2312" w:hAnsi="楷体_GB2312" w:eastAsia="楷体_GB2312" w:cs="楷体_GB2312"/>
           <w:b w:val="0"/>
           <w:bCs/>
-          <w:sz w:val="24"/>
-          <w:szCs w:val="16"/>
+          <w:sz w:val="28"/>
+          <w:szCs w:val="18"/>
           <w:lang w:val="en-US" w:eastAsia="zh-CN"/>
         </w:rPr>
         <w:t>程序流程</w:t>
@@ -10137,22 +10125,22 @@
         <w:bidi w:val="0"/>
         <w:spacing w:before="0" w:after="0" w:line="240" w:lineRule="auto"/>
         <w:rPr>
-          <w:rFonts w:hint="eastAsia" w:ascii="仿宋_GB2312" w:hAnsi="仿宋_GB2312" w:eastAsia="仿宋_GB2312" w:cs="仿宋_GB2312"/>
+          <w:rFonts w:hint="eastAsia" w:ascii="楷体_GB2312" w:hAnsi="楷体_GB2312" w:eastAsia="楷体_GB2312" w:cs="楷体_GB2312"/>
           <w:b w:val="0"/>
           <w:bCs/>
-          <w:sz w:val="24"/>
-          <w:szCs w:val="16"/>
+          <w:sz w:val="28"/>
+          <w:szCs w:val="18"/>
           <w:lang w:val="en-US" w:eastAsia="zh-CN"/>
         </w:rPr>
       </w:pPr>
       <w:bookmarkStart w:id="6" w:name="_Toc26760"/>
       <w:r>
         <w:rPr>
-          <w:rFonts w:hint="eastAsia" w:ascii="仿宋_GB2312" w:hAnsi="仿宋_GB2312" w:eastAsia="仿宋_GB2312" w:cs="仿宋_GB2312"/>
+          <w:rFonts w:hint="eastAsia" w:ascii="楷体_GB2312" w:hAnsi="楷体_GB2312" w:eastAsia="楷体_GB2312" w:cs="楷体_GB2312"/>
           <w:b w:val="0"/>
           <w:bCs/>
-          <w:sz w:val="24"/>
-          <w:szCs w:val="16"/>
+          <w:sz w:val="28"/>
+          <w:szCs w:val="18"/>
           <w:lang w:val="en-US" w:eastAsia="zh-CN"/>
         </w:rPr>
         <w:t>关键参数设置</w:t>
@@ -10419,22 +10407,22 @@
         <w:bidi w:val="0"/>
         <w:spacing w:before="0" w:after="0" w:line="240" w:lineRule="auto"/>
         <w:rPr>
-          <w:rFonts w:hint="eastAsia" w:ascii="楷体_GB2312" w:hAnsi="楷体_GB2312" w:eastAsia="楷体_GB2312" w:cs="楷体_GB2312"/>
+          <w:rFonts w:hint="eastAsia" w:ascii="黑体" w:hAnsi="黑体" w:eastAsia="黑体" w:cs="黑体"/>
           <w:b w:val="0"/>
           <w:bCs/>
-          <w:sz w:val="28"/>
-          <w:szCs w:val="13"/>
+          <w:sz w:val="32"/>
+          <w:szCs w:val="15"/>
           <w:lang w:val="en-US" w:eastAsia="zh-CN"/>
         </w:rPr>
       </w:pPr>
       <w:bookmarkStart w:id="7" w:name="_Toc31053"/>
       <w:r>
         <w:rPr>
-          <w:rFonts w:hint="eastAsia" w:ascii="楷体_GB2312" w:hAnsi="楷体_GB2312" w:eastAsia="楷体_GB2312" w:cs="楷体_GB2312"/>
+          <w:rFonts w:hint="eastAsia" w:ascii="黑体" w:hAnsi="黑体" w:eastAsia="黑体" w:cs="黑体"/>
           <w:b w:val="0"/>
           <w:bCs/>
-          <w:sz w:val="28"/>
-          <w:szCs w:val="13"/>
+          <w:sz w:val="32"/>
+          <w:szCs w:val="15"/>
           <w:lang w:val="en-US" w:eastAsia="zh-CN"/>
         </w:rPr>
         <w:t>实验结果与分析</w:t>
@@ -10451,22 +10439,22 @@
         <w:bidi w:val="0"/>
         <w:spacing w:before="0" w:after="0" w:line="240" w:lineRule="auto"/>
         <w:rPr>
-          <w:rFonts w:hint="eastAsia" w:ascii="仿宋_GB2312" w:hAnsi="仿宋_GB2312" w:eastAsia="仿宋_GB2312" w:cs="仿宋_GB2312"/>
+          <w:rFonts w:hint="eastAsia" w:ascii="楷体_GB2312" w:hAnsi="楷体_GB2312" w:eastAsia="楷体_GB2312" w:cs="楷体_GB2312"/>
           <w:b w:val="0"/>
           <w:bCs/>
-          <w:sz w:val="24"/>
-          <w:szCs w:val="16"/>
+          <w:sz w:val="28"/>
+          <w:szCs w:val="18"/>
           <w:lang w:val="en-US" w:eastAsia="zh-CN"/>
         </w:rPr>
       </w:pPr>
       <w:bookmarkStart w:id="8" w:name="_Toc26848"/>
       <w:r>
         <w:rPr>
-          <w:rFonts w:hint="eastAsia" w:ascii="仿宋_GB2312" w:hAnsi="仿宋_GB2312" w:eastAsia="仿宋_GB2312" w:cs="仿宋_GB2312"/>
+          <w:rFonts w:hint="eastAsia" w:ascii="楷体_GB2312" w:hAnsi="楷体_GB2312" w:eastAsia="楷体_GB2312" w:cs="楷体_GB2312"/>
           <w:b w:val="0"/>
           <w:bCs/>
-          <w:sz w:val="24"/>
-          <w:szCs w:val="16"/>
+          <w:sz w:val="28"/>
+          <w:szCs w:val="18"/>
           <w:lang w:val="en-US" w:eastAsia="zh-CN"/>
         </w:rPr>
         <w:t>检测结果</w:t>
@@ -10583,22 +10571,22 @@
         <w:bidi w:val="0"/>
         <w:spacing w:before="0" w:after="0" w:line="240" w:lineRule="auto"/>
         <w:rPr>
-          <w:rFonts w:hint="eastAsia" w:ascii="仿宋_GB2312" w:hAnsi="仿宋_GB2312" w:eastAsia="仿宋_GB2312" w:cs="仿宋_GB2312"/>
+          <w:rFonts w:hint="eastAsia" w:ascii="楷体_GB2312" w:hAnsi="楷体_GB2312" w:eastAsia="楷体_GB2312" w:cs="楷体_GB2312"/>
           <w:b w:val="0"/>
           <w:bCs/>
-          <w:sz w:val="24"/>
-          <w:szCs w:val="16"/>
+          <w:sz w:val="28"/>
+          <w:szCs w:val="18"/>
           <w:lang w:val="en-US" w:eastAsia="zh-CN"/>
         </w:rPr>
       </w:pPr>
       <w:bookmarkStart w:id="9" w:name="_Toc9460"/>
       <w:r>
         <w:rPr>
-          <w:rFonts w:hint="eastAsia" w:ascii="仿宋_GB2312" w:hAnsi="仿宋_GB2312" w:eastAsia="仿宋_GB2312" w:cs="仿宋_GB2312"/>
+          <w:rFonts w:hint="eastAsia" w:ascii="楷体_GB2312" w:hAnsi="楷体_GB2312" w:eastAsia="楷体_GB2312" w:cs="楷体_GB2312"/>
           <w:b w:val="0"/>
           <w:bCs/>
-          <w:sz w:val="24"/>
-          <w:szCs w:val="16"/>
+          <w:sz w:val="28"/>
+          <w:szCs w:val="18"/>
           <w:lang w:val="en-US" w:eastAsia="zh-CN"/>
         </w:rPr>
         <w:t>性能分析</w:t>
@@ -10865,22 +10853,22 @@
         <w:bidi w:val="0"/>
         <w:spacing w:before="0" w:after="0" w:line="240" w:lineRule="auto"/>
         <w:rPr>
-          <w:rFonts w:hint="eastAsia" w:ascii="仿宋_GB2312" w:hAnsi="仿宋_GB2312" w:eastAsia="仿宋_GB2312" w:cs="仿宋_GB2312"/>
+          <w:rFonts w:hint="eastAsia" w:ascii="楷体_GB2312" w:hAnsi="楷体_GB2312" w:eastAsia="楷体_GB2312" w:cs="楷体_GB2312"/>
           <w:b w:val="0"/>
           <w:bCs/>
-          <w:sz w:val="24"/>
-          <w:szCs w:val="16"/>
+          <w:sz w:val="28"/>
+          <w:szCs w:val="18"/>
           <w:lang w:val="en-US" w:eastAsia="zh-CN"/>
         </w:rPr>
       </w:pPr>
       <w:bookmarkStart w:id="10" w:name="_Toc16131"/>
       <w:r>
         <w:rPr>
-          <w:rFonts w:hint="eastAsia" w:ascii="仿宋_GB2312" w:hAnsi="仿宋_GB2312" w:eastAsia="仿宋_GB2312" w:cs="仿宋_GB2312"/>
+          <w:rFonts w:hint="eastAsia" w:ascii="楷体_GB2312" w:hAnsi="楷体_GB2312" w:eastAsia="楷体_GB2312" w:cs="楷体_GB2312"/>
           <w:b w:val="0"/>
           <w:bCs/>
-          <w:sz w:val="24"/>
-          <w:szCs w:val="16"/>
+          <w:sz w:val="28"/>
+          <w:szCs w:val="18"/>
           <w:lang w:val="en-US" w:eastAsia="zh-CN"/>
         </w:rPr>
         <w:t>技术亮点</w:t>
@@ -10988,22 +10976,22 @@
         <w:bidi w:val="0"/>
         <w:spacing w:before="0" w:after="0" w:line="240" w:lineRule="auto"/>
         <w:rPr>
-          <w:rFonts w:hint="eastAsia" w:ascii="楷体_GB2312" w:hAnsi="楷体_GB2312" w:eastAsia="楷体_GB2312" w:cs="楷体_GB2312"/>
+          <w:rFonts w:hint="eastAsia" w:ascii="黑体" w:hAnsi="黑体" w:eastAsia="黑体" w:cs="黑体"/>
           <w:b w:val="0"/>
           <w:bCs/>
-          <w:sz w:val="28"/>
-          <w:szCs w:val="13"/>
+          <w:sz w:val="32"/>
+          <w:szCs w:val="15"/>
           <w:lang w:val="en-US" w:eastAsia="zh-CN"/>
         </w:rPr>
       </w:pPr>
       <w:bookmarkStart w:id="11" w:name="_Toc31201"/>
       <w:r>
         <w:rPr>
-          <w:rFonts w:hint="eastAsia" w:ascii="楷体_GB2312" w:hAnsi="楷体_GB2312" w:eastAsia="楷体_GB2312" w:cs="楷体_GB2312"/>
+          <w:rFonts w:hint="eastAsia" w:ascii="黑体" w:hAnsi="黑体" w:eastAsia="黑体" w:cs="黑体"/>
           <w:b w:val="0"/>
           <w:bCs/>
-          <w:sz w:val="28"/>
-          <w:szCs w:val="13"/>
+          <w:sz w:val="32"/>
+          <w:szCs w:val="15"/>
           <w:lang w:val="en-US" w:eastAsia="zh-CN"/>
         </w:rPr>
         <w:t>五、实验总结</w:t>
@@ -11016,44 +11004,29 @@
         <w:bidi w:val="0"/>
         <w:spacing w:before="0" w:after="0" w:line="240" w:lineRule="auto"/>
         <w:rPr>
-          <w:rFonts w:hint="eastAsia" w:ascii="仿宋_GB2312" w:hAnsi="仿宋_GB2312" w:eastAsia="仿宋_GB2312" w:cs="仿宋_GB2312"/>
+          <w:rFonts w:hint="eastAsia" w:ascii="楷体_GB2312" w:hAnsi="楷体_GB2312" w:eastAsia="楷体_GB2312" w:cs="楷体_GB2312"/>
           <w:b w:val="0"/>
           <w:bCs/>
-          <w:sz w:val="24"/>
-          <w:szCs w:val="16"/>
+          <w:sz w:val="28"/>
+          <w:szCs w:val="18"/>
           <w:lang w:val="en-US" w:eastAsia="zh-CN"/>
         </w:rPr>
       </w:pPr>
       <w:bookmarkStart w:id="12" w:name="_Toc4695"/>
       <w:r>
         <w:rPr>
-          <w:rFonts w:hint="eastAsia" w:ascii="仿宋_GB2312" w:hAnsi="仿宋_GB2312" w:eastAsia="仿宋_GB2312" w:cs="仿宋_GB2312"/>
+          <w:rFonts w:hint="eastAsia" w:ascii="楷体_GB2312" w:hAnsi="楷体_GB2312" w:eastAsia="楷体_GB2312" w:cs="楷体_GB2312"/>
           <w:b w:val="0"/>
           <w:bCs/>
-          <w:sz w:val="24"/>
-          <w:szCs w:val="16"/>
+          <w:sz w:val="28"/>
+          <w:szCs w:val="18"/>
           <w:lang w:val="en-US" w:eastAsia="zh-CN"/>
         </w:rPr>
         <w:t>1.实验收获</w:t>
       </w:r>
       <w:bookmarkEnd w:id="12"/>
-    </w:p>
-    <w:p>
-      <w:pPr>
-        <w:rPr>
-          <w:rFonts w:hint="eastAsia" w:ascii="仿宋_GB2312" w:hAnsi="仿宋_GB2312" w:eastAsia="仿宋_GB2312" w:cs="仿宋_GB2312"/>
-          <w:sz w:val="24"/>
-          <w:szCs w:val="22"/>
-        </w:rPr>
-      </w:pPr>
-      <w:r>
-        <w:rPr>
-          <w:rFonts w:hint="eastAsia" w:ascii="仿宋_GB2312" w:hAnsi="仿宋_GB2312" w:eastAsia="仿宋_GB2312" w:cs="仿宋_GB2312"/>
-          <w:sz w:val="24"/>
-          <w:szCs w:val="22"/>
-        </w:rPr>
-        <w:t>通过本次实验，我深入理解了：</w:t>
-      </w:r>
+      <w:bookmarkStart w:id="19" w:name="_GoBack"/>
+      <w:bookmarkEnd w:id="19"/>
     </w:p>
     <w:p>
       <w:pPr>
@@ -11146,22 +11119,22 @@
         <w:bidi w:val="0"/>
         <w:spacing w:before="0" w:after="0" w:line="240" w:lineRule="auto"/>
         <w:rPr>
-          <w:rFonts w:hint="eastAsia" w:ascii="仿宋_GB2312" w:hAnsi="仿宋_GB2312" w:eastAsia="仿宋_GB2312" w:cs="仿宋_GB2312"/>
+          <w:rFonts w:hint="eastAsia" w:ascii="楷体_GB2312" w:hAnsi="楷体_GB2312" w:eastAsia="楷体_GB2312" w:cs="楷体_GB2312"/>
           <w:b w:val="0"/>
           <w:bCs/>
-          <w:sz w:val="24"/>
-          <w:szCs w:val="16"/>
+          <w:sz w:val="28"/>
+          <w:szCs w:val="18"/>
           <w:lang w:val="en-US" w:eastAsia="zh-CN"/>
         </w:rPr>
       </w:pPr>
       <w:bookmarkStart w:id="13" w:name="_Toc314"/>
       <w:r>
         <w:rPr>
-          <w:rFonts w:hint="eastAsia" w:ascii="仿宋_GB2312" w:hAnsi="仿宋_GB2312" w:eastAsia="仿宋_GB2312" w:cs="仿宋_GB2312"/>
+          <w:rFonts w:hint="eastAsia" w:ascii="楷体_GB2312" w:hAnsi="楷体_GB2312" w:eastAsia="楷体_GB2312" w:cs="楷体_GB2312"/>
           <w:b w:val="0"/>
           <w:bCs/>
-          <w:sz w:val="24"/>
-          <w:szCs w:val="16"/>
+          <w:sz w:val="28"/>
+          <w:szCs w:val="18"/>
           <w:lang w:val="en-US" w:eastAsia="zh-CN"/>
         </w:rPr>
         <w:t>2.改进方向</w:t>
@@ -11344,22 +11317,22 @@
         <w:bidi w:val="0"/>
         <w:spacing w:before="0" w:after="0" w:line="240" w:lineRule="auto"/>
         <w:rPr>
-          <w:rFonts w:hint="eastAsia" w:ascii="仿宋_GB2312" w:hAnsi="仿宋_GB2312" w:eastAsia="仿宋_GB2312" w:cs="仿宋_GB2312"/>
+          <w:rFonts w:hint="eastAsia" w:ascii="楷体_GB2312" w:hAnsi="楷体_GB2312" w:eastAsia="楷体_GB2312" w:cs="楷体_GB2312"/>
           <w:b w:val="0"/>
           <w:bCs/>
-          <w:sz w:val="24"/>
-          <w:szCs w:val="16"/>
+          <w:sz w:val="28"/>
+          <w:szCs w:val="18"/>
           <w:lang w:val="en-US" w:eastAsia="zh-CN"/>
         </w:rPr>
       </w:pPr>
       <w:bookmarkStart w:id="14" w:name="_Toc4463"/>
       <w:r>
         <w:rPr>
-          <w:rFonts w:hint="eastAsia" w:ascii="仿宋_GB2312" w:hAnsi="仿宋_GB2312" w:eastAsia="仿宋_GB2312" w:cs="仿宋_GB2312"/>
+          <w:rFonts w:hint="eastAsia" w:ascii="楷体_GB2312" w:hAnsi="楷体_GB2312" w:eastAsia="楷体_GB2312" w:cs="楷体_GB2312"/>
           <w:b w:val="0"/>
           <w:bCs/>
-          <w:sz w:val="24"/>
-          <w:szCs w:val="16"/>
+          <w:sz w:val="28"/>
+          <w:szCs w:val="18"/>
           <w:lang w:val="en-US" w:eastAsia="zh-CN"/>
         </w:rPr>
         <w:t>3.应用前景</w:t>
@@ -11522,22 +11495,22 @@
         <w:bidi w:val="0"/>
         <w:spacing w:before="0" w:after="0" w:line="240" w:lineRule="auto"/>
         <w:rPr>
-          <w:rFonts w:hint="eastAsia" w:ascii="楷体_GB2312" w:hAnsi="楷体_GB2312" w:eastAsia="楷体_GB2312" w:cs="楷体_GB2312"/>
+          <w:rFonts w:hint="eastAsia" w:ascii="黑体" w:hAnsi="黑体" w:eastAsia="黑体" w:cs="黑体"/>
           <w:b w:val="0"/>
           <w:bCs/>
-          <w:sz w:val="28"/>
-          <w:szCs w:val="13"/>
+          <w:sz w:val="32"/>
+          <w:szCs w:val="15"/>
           <w:lang w:val="en-US" w:eastAsia="zh-CN"/>
         </w:rPr>
       </w:pPr>
       <w:bookmarkStart w:id="15" w:name="_Toc31011"/>
       <w:r>
         <w:rPr>
-          <w:rFonts w:hint="eastAsia" w:ascii="楷体_GB2312" w:hAnsi="楷体_GB2312" w:eastAsia="楷体_GB2312" w:cs="楷体_GB2312"/>
+          <w:rFonts w:hint="eastAsia" w:ascii="黑体" w:hAnsi="黑体" w:eastAsia="黑体" w:cs="黑体"/>
           <w:b w:val="0"/>
           <w:bCs/>
-          <w:sz w:val="28"/>
-          <w:szCs w:val="13"/>
+          <w:sz w:val="32"/>
+          <w:szCs w:val="15"/>
           <w:lang w:val="en-US" w:eastAsia="zh-CN"/>
         </w:rPr>
         <w:t>六、附录</w:t>
@@ -11554,22 +11527,22 @@
         <w:bidi w:val="0"/>
         <w:spacing w:before="0" w:after="0" w:line="240" w:lineRule="auto"/>
         <w:rPr>
-          <w:rFonts w:hint="eastAsia" w:ascii="仿宋_GB2312" w:hAnsi="仿宋_GB2312" w:eastAsia="仿宋_GB2312" w:cs="仿宋_GB2312"/>
+          <w:rFonts w:hint="eastAsia" w:ascii="楷体_GB2312" w:hAnsi="楷体_GB2312" w:eastAsia="楷体_GB2312" w:cs="楷体_GB2312"/>
           <w:b w:val="0"/>
           <w:bCs/>
-          <w:sz w:val="24"/>
-          <w:szCs w:val="16"/>
+          <w:sz w:val="28"/>
+          <w:szCs w:val="18"/>
           <w:lang w:val="en-US" w:eastAsia="zh-CN"/>
         </w:rPr>
       </w:pPr>
       <w:bookmarkStart w:id="16" w:name="_Toc11326"/>
       <w:r>
         <w:rPr>
-          <w:rFonts w:hint="eastAsia" w:ascii="仿宋_GB2312" w:hAnsi="仿宋_GB2312" w:eastAsia="仿宋_GB2312" w:cs="仿宋_GB2312"/>
+          <w:rFonts w:hint="eastAsia" w:ascii="楷体_GB2312" w:hAnsi="楷体_GB2312" w:eastAsia="楷体_GB2312" w:cs="楷体_GB2312"/>
           <w:b w:val="0"/>
           <w:bCs/>
-          <w:sz w:val="24"/>
-          <w:szCs w:val="16"/>
+          <w:sz w:val="28"/>
+          <w:szCs w:val="18"/>
           <w:lang w:val="en-US" w:eastAsia="zh-CN"/>
         </w:rPr>
         <w:t>完整代码</w:t>
@@ -21059,6 +21032,114 @@
               <w:lang w:val="en-US" w:eastAsia="zh-CN" w:bidi="ar-SA"/>
             </w:rPr>
           </w:pPr>
+          <w:r>
+            <w:rPr>
+              <w:rFonts w:hint="default" w:ascii="Consolas" w:hAnsi="仿宋_GB2312" w:eastAsia="宋体" w:cs="仿宋_GB2312"/>
+              <w:color w:val="252525"/>
+              <w:kern w:val="2"/>
+              <w:sz w:val="21"/>
+              <w:szCs w:val="22"/>
+              <w:shd w:val="clear"/>
+              <w:lang w:val="en-US" w:eastAsia="zh-CN" w:bidi="ar-SA"/>
+            </w:rPr>
+            <w:t xml:space="preserve">    </w:t>
+          </w:r>
+          <w:r>
+            <w:rPr>
+              <w:rFonts w:hint="default" w:ascii="Consolas" w:hAnsi="仿宋_GB2312" w:eastAsia="宋体" w:cs="仿宋_GB2312"/>
+              <w:color w:val="BB2726"/>
+              <w:kern w:val="2"/>
+              <w:sz w:val="21"/>
+              <w:szCs w:val="22"/>
+              <w:shd w:val="clear"/>
+              <w:lang w:val="en-US" w:eastAsia="zh-CN" w:bidi="ar-SA"/>
+            </w:rPr>
+            <w:t>cv2</w:t>
+          </w:r>
+          <w:r>
+            <w:rPr>
+              <w:rFonts w:hint="default" w:ascii="Consolas" w:hAnsi="仿宋_GB2312" w:eastAsia="宋体" w:cs="仿宋_GB2312"/>
+              <w:color w:val="252525"/>
+              <w:kern w:val="2"/>
+              <w:sz w:val="21"/>
+              <w:szCs w:val="22"/>
+              <w:shd w:val="clear"/>
+              <w:lang w:val="en-US" w:eastAsia="zh-CN" w:bidi="ar-SA"/>
+            </w:rPr>
+            <w:t>.</w:t>
+          </w:r>
+          <w:r>
+            <w:rPr>
+              <w:rFonts w:hint="default" w:ascii="Consolas" w:hAnsi="仿宋_GB2312" w:eastAsia="宋体" w:cs="仿宋_GB2312"/>
+              <w:color w:val="BB2726"/>
+              <w:kern w:val="2"/>
+              <w:sz w:val="21"/>
+              <w:szCs w:val="22"/>
+              <w:shd w:val="clear"/>
+              <w:lang w:val="en-US" w:eastAsia="zh-CN" w:bidi="ar-SA"/>
+            </w:rPr>
+            <w:t>imwrite</w:t>
+          </w:r>
+          <w:r>
+            <w:rPr>
+              <w:rFonts w:hint="default" w:ascii="Consolas" w:hAnsi="仿宋_GB2312" w:eastAsia="宋体" w:cs="仿宋_GB2312"/>
+              <w:color w:val="252525"/>
+              <w:kern w:val="2"/>
+              <w:sz w:val="21"/>
+              <w:szCs w:val="22"/>
+              <w:shd w:val="clear"/>
+              <w:lang w:val="en-US" w:eastAsia="zh-CN" w:bidi="ar-SA"/>
+            </w:rPr>
+            <w:t>(</w:t>
+          </w:r>
+          <w:r>
+            <w:rPr>
+              <w:rFonts w:hint="default" w:ascii="Consolas" w:hAnsi="仿宋_GB2312" w:eastAsia="宋体" w:cs="仿宋_GB2312"/>
+              <w:color w:val="BB2726"/>
+              <w:kern w:val="2"/>
+              <w:sz w:val="21"/>
+              <w:szCs w:val="22"/>
+              <w:shd w:val="clear"/>
+              <w:lang w:val="en-US" w:eastAsia="zh-CN" w:bidi="ar-SA"/>
+            </w:rPr>
+            <w:t>out_path</w:t>
+          </w:r>
+          <w:r>
+            <w:rPr>
+              <w:rFonts w:hint="default" w:ascii="Consolas" w:hAnsi="仿宋_GB2312" w:eastAsia="宋体" w:cs="仿宋_GB2312"/>
+              <w:color w:val="252525"/>
+              <w:kern w:val="2"/>
+              <w:sz w:val="21"/>
+              <w:szCs w:val="22"/>
+              <w:shd w:val="clear"/>
+              <w:lang w:val="en-US" w:eastAsia="zh-CN" w:bidi="ar-SA"/>
+            </w:rPr>
+            <w:t xml:space="preserve">, </w:t>
+          </w:r>
+          <w:r>
+            <w:rPr>
+              <w:rFonts w:hint="default" w:ascii="Consolas" w:hAnsi="仿宋_GB2312" w:eastAsia="宋体" w:cs="仿宋_GB2312"/>
+              <w:color w:val="BB2726"/>
+              <w:kern w:val="2"/>
+              <w:sz w:val="21"/>
+              <w:szCs w:val="22"/>
+              <w:shd w:val="clear"/>
+              <w:lang w:val="en-US" w:eastAsia="zh-CN" w:bidi="ar-SA"/>
+            </w:rPr>
+            <w:t>vis</w:t>
+          </w:r>
+          <w:r>
+            <w:rPr>
+              <w:rFonts w:hint="default" w:ascii="Consolas" w:hAnsi="仿宋_GB2312" w:eastAsia="宋体" w:cs="仿宋_GB2312"/>
+              <w:color w:val="252525"/>
+              <w:kern w:val="2"/>
+              <w:sz w:val="21"/>
+              <w:szCs w:val="22"/>
+              <w:shd w:val="clear"/>
+              <w:lang w:val="en-US" w:eastAsia="zh-CN" w:bidi="ar-SA"/>
+            </w:rPr>
+            <w:t>)</w:t>
+          </w:r>
         </w:p>
         <w:p>
           <w:pPr>
@@ -21095,38 +21176,14 @@
           <w:r>
             <w:rPr>
               <w:rFonts w:hint="default" w:ascii="Consolas" w:hAnsi="仿宋_GB2312" w:eastAsia="宋体" w:cs="仿宋_GB2312"/>
-              <w:color w:val="BB2726"/>
-              <w:kern w:val="2"/>
-              <w:sz w:val="21"/>
-              <w:szCs w:val="22"/>
-              <w:shd w:val="clear"/>
-              <w:lang w:val="en-US" w:eastAsia="zh-CN" w:bidi="ar-SA"/>
-            </w:rPr>
-            <w:t>cv2</w:t>
-          </w:r>
-          <w:r>
-            <w:rPr>
-              <w:rFonts w:hint="default" w:ascii="Consolas" w:hAnsi="仿宋_GB2312" w:eastAsia="宋体" w:cs="仿宋_GB2312"/>
-              <w:color w:val="252525"/>
-              <w:kern w:val="2"/>
-              <w:sz w:val="21"/>
-              <w:szCs w:val="22"/>
-              <w:shd w:val="clear"/>
-              <w:lang w:val="en-US" w:eastAsia="zh-CN" w:bidi="ar-SA"/>
-            </w:rPr>
-            <w:t>.</w:t>
-          </w:r>
-          <w:r>
-            <w:rPr>
-              <w:rFonts w:hint="default" w:ascii="Consolas" w:hAnsi="仿宋_GB2312" w:eastAsia="宋体" w:cs="仿宋_GB2312"/>
-              <w:color w:val="BB2726"/>
-              <w:kern w:val="2"/>
-              <w:sz w:val="21"/>
-              <w:szCs w:val="22"/>
-              <w:shd w:val="clear"/>
-              <w:lang w:val="en-US" w:eastAsia="zh-CN" w:bidi="ar-SA"/>
-            </w:rPr>
-            <w:t>imwrite</w:t>
+              <w:color w:val="1E5FC7"/>
+              <w:kern w:val="2"/>
+              <w:sz w:val="21"/>
+              <w:szCs w:val="22"/>
+              <w:shd w:val="clear"/>
+              <w:lang w:val="en-US" w:eastAsia="zh-CN" w:bidi="ar-SA"/>
+            </w:rPr>
+            <w:t>print</w:t>
           </w:r>
           <w:r>
             <w:rPr>
@@ -21143,38 +21200,38 @@
           <w:r>
             <w:rPr>
               <w:rFonts w:hint="default" w:ascii="Consolas" w:hAnsi="仿宋_GB2312" w:eastAsia="宋体" w:cs="仿宋_GB2312"/>
-              <w:color w:val="BB2726"/>
-              <w:kern w:val="2"/>
-              <w:sz w:val="21"/>
-              <w:szCs w:val="22"/>
-              <w:shd w:val="clear"/>
-              <w:lang w:val="en-US" w:eastAsia="zh-CN" w:bidi="ar-SA"/>
-            </w:rPr>
-            <w:t>out_path</w:t>
-          </w:r>
-          <w:r>
-            <w:rPr>
-              <w:rFonts w:hint="default" w:ascii="Consolas" w:hAnsi="仿宋_GB2312" w:eastAsia="宋体" w:cs="仿宋_GB2312"/>
-              <w:color w:val="252525"/>
-              <w:kern w:val="2"/>
-              <w:sz w:val="21"/>
-              <w:szCs w:val="22"/>
-              <w:shd w:val="clear"/>
-              <w:lang w:val="en-US" w:eastAsia="zh-CN" w:bidi="ar-SA"/>
-            </w:rPr>
-            <w:t xml:space="preserve">, </w:t>
-          </w:r>
-          <w:r>
-            <w:rPr>
-              <w:rFonts w:hint="default" w:ascii="Consolas" w:hAnsi="仿宋_GB2312" w:eastAsia="宋体" w:cs="仿宋_GB2312"/>
-              <w:color w:val="BB2726"/>
-              <w:kern w:val="2"/>
-              <w:sz w:val="21"/>
-              <w:szCs w:val="22"/>
-              <w:shd w:val="clear"/>
-              <w:lang w:val="en-US" w:eastAsia="zh-CN" w:bidi="ar-SA"/>
-            </w:rPr>
-            <w:t>vis</w:t>
+              <w:color w:val="C48200"/>
+              <w:kern w:val="2"/>
+              <w:sz w:val="21"/>
+              <w:szCs w:val="22"/>
+              <w:shd w:val="clear"/>
+              <w:lang w:val="en-US" w:eastAsia="zh-CN" w:bidi="ar-SA"/>
+            </w:rPr>
+            <w:t>f"读数: {</w:t>
+          </w:r>
+          <w:r>
+            <w:rPr>
+              <w:rFonts w:hint="default" w:ascii="Consolas" w:hAnsi="仿宋_GB2312" w:eastAsia="宋体" w:cs="仿宋_GB2312"/>
+              <w:color w:val="BB2726"/>
+              <w:kern w:val="2"/>
+              <w:sz w:val="21"/>
+              <w:szCs w:val="22"/>
+              <w:shd w:val="clear"/>
+              <w:lang w:val="en-US" w:eastAsia="zh-CN" w:bidi="ar-SA"/>
+            </w:rPr>
+            <w:t>reading</w:t>
+          </w:r>
+          <w:r>
+            <w:rPr>
+              <w:rFonts w:hint="default" w:ascii="Consolas" w:hAnsi="仿宋_GB2312" w:eastAsia="宋体" w:cs="仿宋_GB2312"/>
+              <w:color w:val="C48200"/>
+              <w:kern w:val="2"/>
+              <w:sz w:val="21"/>
+              <w:szCs w:val="22"/>
+              <w:shd w:val="clear"/>
+              <w:lang w:val="en-US" w:eastAsia="zh-CN" w:bidi="ar-SA"/>
+            </w:rPr>
+            <w:t>:.1f}"</w:t>
           </w:r>
           <w:r>
             <w:rPr>
@@ -21188,132 +21245,6 @@
             </w:rPr>
             <w:t>)</w:t>
           </w:r>
-        </w:p>
-        <w:p>
-          <w:pPr>
-            <w:widowControl w:val="0"/>
-            <w:numPr>
-              <w:ilvl w:val="0"/>
-              <w:numId w:val="0"/>
-            </w:numPr>
-            <w:shd w:val="clear" w:fill="F5F5F5"/>
-            <w:ind w:left="420" w:leftChars="200"/>
-            <w:jc w:val="left"/>
-            <w:rPr>
-              <w:rFonts w:hint="default" w:ascii="Consolas" w:hAnsi="仿宋_GB2312" w:eastAsia="宋体" w:cs="仿宋_GB2312"/>
-              <w:color w:val="252525"/>
-              <w:kern w:val="2"/>
-              <w:sz w:val="21"/>
-              <w:szCs w:val="22"/>
-              <w:shd w:val="clear"/>
-              <w:lang w:val="en-US" w:eastAsia="zh-CN" w:bidi="ar-SA"/>
-            </w:rPr>
-          </w:pPr>
-          <w:r>
-            <w:rPr>
-              <w:rFonts w:hint="default" w:ascii="Consolas" w:hAnsi="仿宋_GB2312" w:eastAsia="宋体" w:cs="仿宋_GB2312"/>
-              <w:color w:val="252525"/>
-              <w:kern w:val="2"/>
-              <w:sz w:val="21"/>
-              <w:szCs w:val="22"/>
-              <w:shd w:val="clear"/>
-              <w:lang w:val="en-US" w:eastAsia="zh-CN" w:bidi="ar-SA"/>
-            </w:rPr>
-            <w:t xml:space="preserve">    </w:t>
-          </w:r>
-          <w:r>
-            <w:rPr>
-              <w:rFonts w:hint="default" w:ascii="Consolas" w:hAnsi="仿宋_GB2312" w:eastAsia="宋体" w:cs="仿宋_GB2312"/>
-              <w:color w:val="1E5FC7"/>
-              <w:kern w:val="2"/>
-              <w:sz w:val="21"/>
-              <w:szCs w:val="22"/>
-              <w:shd w:val="clear"/>
-              <w:lang w:val="en-US" w:eastAsia="zh-CN" w:bidi="ar-SA"/>
-            </w:rPr>
-            <w:t>print</w:t>
-          </w:r>
-          <w:r>
-            <w:rPr>
-              <w:rFonts w:hint="default" w:ascii="Consolas" w:hAnsi="仿宋_GB2312" w:eastAsia="宋体" w:cs="仿宋_GB2312"/>
-              <w:color w:val="252525"/>
-              <w:kern w:val="2"/>
-              <w:sz w:val="21"/>
-              <w:szCs w:val="22"/>
-              <w:shd w:val="clear"/>
-              <w:lang w:val="en-US" w:eastAsia="zh-CN" w:bidi="ar-SA"/>
-            </w:rPr>
-            <w:t>(</w:t>
-          </w:r>
-          <w:r>
-            <w:rPr>
-              <w:rFonts w:hint="default" w:ascii="Consolas" w:hAnsi="仿宋_GB2312" w:eastAsia="宋体" w:cs="仿宋_GB2312"/>
-              <w:color w:val="C48200"/>
-              <w:kern w:val="2"/>
-              <w:sz w:val="21"/>
-              <w:szCs w:val="22"/>
-              <w:shd w:val="clear"/>
-              <w:lang w:val="en-US" w:eastAsia="zh-CN" w:bidi="ar-SA"/>
-            </w:rPr>
-            <w:t>f"读数: {</w:t>
-          </w:r>
-          <w:r>
-            <w:rPr>
-              <w:rFonts w:hint="default" w:ascii="Consolas" w:hAnsi="仿宋_GB2312" w:eastAsia="宋体" w:cs="仿宋_GB2312"/>
-              <w:color w:val="BB2726"/>
-              <w:kern w:val="2"/>
-              <w:sz w:val="21"/>
-              <w:szCs w:val="22"/>
-              <w:shd w:val="clear"/>
-              <w:lang w:val="en-US" w:eastAsia="zh-CN" w:bidi="ar-SA"/>
-            </w:rPr>
-            <w:t>reading</w:t>
-          </w:r>
-          <w:r>
-            <w:rPr>
-              <w:rFonts w:hint="default" w:ascii="Consolas" w:hAnsi="仿宋_GB2312" w:eastAsia="宋体" w:cs="仿宋_GB2312"/>
-              <w:color w:val="C48200"/>
-              <w:kern w:val="2"/>
-              <w:sz w:val="21"/>
-              <w:szCs w:val="22"/>
-              <w:shd w:val="clear"/>
-              <w:lang w:val="en-US" w:eastAsia="zh-CN" w:bidi="ar-SA"/>
-            </w:rPr>
-            <w:t>:.1f}"</w:t>
-          </w:r>
-          <w:r>
-            <w:rPr>
-              <w:rFonts w:hint="default" w:ascii="Consolas" w:hAnsi="仿宋_GB2312" w:eastAsia="宋体" w:cs="仿宋_GB2312"/>
-              <w:color w:val="252525"/>
-              <w:kern w:val="2"/>
-              <w:sz w:val="21"/>
-              <w:szCs w:val="22"/>
-              <w:shd w:val="clear"/>
-              <w:lang w:val="en-US" w:eastAsia="zh-CN" w:bidi="ar-SA"/>
-            </w:rPr>
-            <w:t>)</w:t>
-          </w:r>
-        </w:p>
-        <w:p>
-          <w:pPr>
-            <w:widowControl w:val="0"/>
-            <w:numPr>
-              <w:ilvl w:val="0"/>
-              <w:numId w:val="0"/>
-            </w:numPr>
-            <w:shd w:val="clear" w:fill="F5F5F5"/>
-            <w:ind w:left="420" w:leftChars="200"/>
-            <w:jc w:val="left"/>
-            <w:rPr>
-              <w:rFonts w:hint="default" w:ascii="Consolas" w:hAnsi="仿宋_GB2312" w:eastAsia="宋体" w:cs="仿宋_GB2312"/>
-              <w:color w:val="252525"/>
-              <w:kern w:val="2"/>
-              <w:sz w:val="21"/>
-              <w:szCs w:val="22"/>
-              <w:shd w:val="clear"/>
-              <w:lang w:val="en-US" w:eastAsia="zh-CN" w:bidi="ar-SA"/>
-            </w:rPr>
-          </w:pPr>
         </w:p>
         <w:p>
           <w:pPr>
@@ -21505,22 +21436,22 @@
         <w:bidi w:val="0"/>
         <w:spacing w:before="0" w:after="0" w:line="240" w:lineRule="auto"/>
         <w:rPr>
-          <w:rFonts w:hint="eastAsia" w:ascii="仿宋_GB2312" w:hAnsi="仿宋_GB2312" w:eastAsia="仿宋_GB2312" w:cs="仿宋_GB2312"/>
+          <w:rFonts w:hint="eastAsia" w:ascii="楷体_GB2312" w:hAnsi="楷体_GB2312" w:eastAsia="楷体_GB2312" w:cs="楷体_GB2312"/>
           <w:b w:val="0"/>
           <w:bCs/>
-          <w:sz w:val="24"/>
-          <w:szCs w:val="16"/>
+          <w:sz w:val="28"/>
+          <w:szCs w:val="18"/>
           <w:lang w:val="en-US" w:eastAsia="zh-CN"/>
         </w:rPr>
       </w:pPr>
       <w:bookmarkStart w:id="17" w:name="_Toc31417"/>
       <w:r>
         <w:rPr>
-          <w:rFonts w:hint="eastAsia" w:ascii="仿宋_GB2312" w:hAnsi="仿宋_GB2312" w:eastAsia="仿宋_GB2312" w:cs="仿宋_GB2312"/>
+          <w:rFonts w:hint="eastAsia" w:ascii="楷体_GB2312" w:hAnsi="楷体_GB2312" w:eastAsia="楷体_GB2312" w:cs="楷体_GB2312"/>
           <w:b w:val="0"/>
           <w:bCs/>
-          <w:sz w:val="24"/>
-          <w:szCs w:val="16"/>
+          <w:sz w:val="28"/>
+          <w:szCs w:val="18"/>
           <w:lang w:val="en-US" w:eastAsia="zh-CN"/>
         </w:rPr>
         <w:t>关键函数说明</w:t>
@@ -21662,22 +21593,22 @@
         <w:bidi w:val="0"/>
         <w:spacing w:before="0" w:after="0" w:line="240" w:lineRule="auto"/>
         <w:rPr>
-          <w:rFonts w:hint="eastAsia" w:ascii="仿宋_GB2312" w:hAnsi="仿宋_GB2312" w:eastAsia="仿宋_GB2312" w:cs="仿宋_GB2312"/>
+          <w:rFonts w:hint="eastAsia" w:ascii="楷体_GB2312" w:hAnsi="楷体_GB2312" w:eastAsia="楷体_GB2312" w:cs="楷体_GB2312"/>
           <w:b w:val="0"/>
           <w:bCs/>
-          <w:sz w:val="24"/>
-          <w:szCs w:val="16"/>
+          <w:sz w:val="28"/>
+          <w:szCs w:val="18"/>
           <w:lang w:val="en-US" w:eastAsia="zh-CN"/>
         </w:rPr>
       </w:pPr>
       <w:bookmarkStart w:id="18" w:name="_Toc9365"/>
       <w:r>
         <w:rPr>
-          <w:rFonts w:hint="eastAsia" w:ascii="仿宋_GB2312" w:hAnsi="仿宋_GB2312" w:eastAsia="仿宋_GB2312" w:cs="仿宋_GB2312"/>
+          <w:rFonts w:hint="eastAsia" w:ascii="楷体_GB2312" w:hAnsi="楷体_GB2312" w:eastAsia="楷体_GB2312" w:cs="楷体_GB2312"/>
           <w:b w:val="0"/>
           <w:bCs/>
-          <w:sz w:val="24"/>
-          <w:szCs w:val="16"/>
+          <w:sz w:val="28"/>
+          <w:szCs w:val="18"/>
           <w:lang w:val="en-US" w:eastAsia="zh-CN"/>
         </w:rPr>
         <w:t>实验结果截图</w:t>
@@ -21692,7 +21623,7 @@
           <w:numId w:val="0"/>
         </w:numPr>
         <w:ind w:leftChars="0"/>
-        <w:jc w:val="both"/>
+        <w:jc w:val="center"/>
         <w:rPr>
           <w:rFonts w:hint="default" w:ascii="仿宋_GB2312" w:hAnsi="仿宋_GB2312" w:eastAsia="仿宋_GB2312" w:cs="仿宋_GB2312"/>
           <w:sz w:val="24"/>
@@ -21709,8 +21640,8 @@
         </w:rPr>
         <w:drawing>
           <wp:inline distT="0" distB="0" distL="114300" distR="114300">
-            <wp:extent cx="5273040" cy="3936365"/>
-            <wp:effectExtent l="0" t="0" r="0" b="10795"/>
+            <wp:extent cx="4824095" cy="3599815"/>
+            <wp:effectExtent l="0" t="0" r="6985" b="12065"/>
             <wp:docPr id="6" name="图片 6" descr="b2ff445080d2604aa95c4c740262f787"/>
             <wp:cNvGraphicFramePr>
               <a:graphicFrameLocks xmlns:a="http://schemas.openxmlformats.org/drawingml/2006/main" noChangeAspect="1"/>
@@ -21733,7 +21664,7 @@
                   <pic:spPr>
                     <a:xfrm>
                       <a:off x="0" y="0"/>
-                      <a:ext cx="5273040" cy="3936365"/>
+                      <a:ext cx="4824095" cy="3599815"/>
                     </a:xfrm>
                     <a:prstGeom prst="rect">
                       <a:avLst/>
@@ -21754,7 +21685,7 @@
           <w:numId w:val="0"/>
         </w:numPr>
         <w:ind w:leftChars="0"/>
-        <w:jc w:val="both"/>
+        <w:jc w:val="center"/>
         <w:rPr>
           <w:rFonts w:hint="default" w:ascii="仿宋_GB2312" w:hAnsi="仿宋_GB2312" w:eastAsia="仿宋_GB2312" w:cs="仿宋_GB2312"/>
           <w:sz w:val="24"/>
@@ -21762,23 +21693,15 @@
           <w:lang w:val="en-US" w:eastAsia="zh-CN"/>
         </w:rPr>
       </w:pPr>
-    </w:p>
-    <w:p>
-      <w:pPr>
-        <w:widowControl w:val="0"/>
-        <w:numPr>
-          <w:ilvl w:val="0"/>
-          <w:numId w:val="0"/>
-        </w:numPr>
-        <w:ind w:leftChars="0"/>
-        <w:jc w:val="both"/>
+      <w:r>
         <w:rPr>
           <w:rFonts w:hint="eastAsia" w:ascii="仿宋_GB2312" w:hAnsi="仿宋_GB2312" w:eastAsia="仿宋_GB2312" w:cs="仿宋_GB2312"/>
           <w:sz w:val="24"/>
           <w:szCs w:val="22"/>
           <w:lang w:val="en-US" w:eastAsia="zh-CN"/>
         </w:rPr>
-      </w:pPr>
+        <w:t>图 1 仪表识别图</w:t>
+      </w:r>
     </w:p>
     <w:p>
       <w:pPr>
@@ -22096,7 +22019,7 @@
     <w:lsdException w:unhideWhenUsed="0" w:uiPriority="0" w:semiHidden="0" w:name="Normal Indent"/>
     <w:lsdException w:unhideWhenUsed="0" w:uiPriority="0" w:semiHidden="0" w:name="footnote text"/>
     <w:lsdException w:unhideWhenUsed="0" w:uiPriority="0" w:semiHidden="0" w:name="annotation text"/>
-    <w:lsdException w:unhideWhenUsed="0" w:uiPriority="0" w:semiHidden="0" w:name="header"/>
+    <w:lsdException w:qFormat="1" w:unhideWhenUsed="0" w:uiPriority="0" w:semiHidden="0" w:name="header"/>
     <w:lsdException w:unhideWhenUsed="0" w:uiPriority="0" w:semiHidden="0" w:name="footer"/>
     <w:lsdException w:unhideWhenUsed="0" w:uiPriority="0" w:semiHidden="0" w:name="index heading"/>
     <w:lsdException w:qFormat="1" w:uiPriority="0" w:name="caption"/>
@@ -22130,7 +22053,7 @@
     <w:lsdException w:qFormat="1" w:unhideWhenUsed="0" w:uiPriority="0" w:semiHidden="0" w:name="Title"/>
     <w:lsdException w:unhideWhenUsed="0" w:uiPriority="0" w:semiHidden="0" w:name="Closing"/>
     <w:lsdException w:unhideWhenUsed="0" w:uiPriority="0" w:semiHidden="0" w:name="Signature"/>
-    <w:lsdException w:unhideWhenUsed="0" w:uiPriority="0" w:name="Default Paragraph Font"/>
+    <w:lsdException w:qFormat="1" w:unhideWhenUsed="0" w:uiPriority="0" w:name="Default Paragraph Font"/>
     <w:lsdException w:unhideWhenUsed="0" w:uiPriority="0" w:semiHidden="0" w:name="Body Text"/>
     <w:lsdException w:unhideWhenUsed="0" w:uiPriority="0" w:semiHidden="0" w:name="Body Text Indent"/>
     <w:lsdException w:unhideWhenUsed="0" w:uiPriority="0" w:semiHidden="0" w:name="List Continue"/>
@@ -22369,6 +22292,7 @@
   <w:style w:type="character" w:default="1" w:styleId="9">
     <w:name w:val="Default Paragraph Font"/>
     <w:semiHidden/>
+    <w:qFormat/>
     <w:uiPriority w:val="0"/>
   </w:style>
   <w:style w:type="table" w:default="1" w:styleId="8">
@@ -22404,6 +22328,7 @@
   <w:style w:type="paragraph" w:styleId="5">
     <w:name w:val="header"/>
     <w:basedOn w:val="1"/>
+    <w:qFormat/>
     <w:uiPriority w:val="0"/>
     <w:pPr>
       <w:pBdr>
